--- a/docx_resources/ЛПД/1 тиждень/1т_4-ЛПД.docx
+++ b/docx_resources/ЛПД/1 тиждень/1т_4-ЛПД.docx
@@ -683,7 +683,7 @@
         <w:jc w:val="both"/>
       </w:pPr>
       <w:r>
-        <w:t>Благословен єси, Господи Боже, вседержителю, що відаєш ум людський, що знаєш, чого потребуємо, багато більше, ніж просимо або розуміємо. Сам, чоловіколюбче царю, в усьому благий, удовольни нас множеством щедрот твоїх, щоб бездоганною совістю призивати святе ім’я Твоє; і не введи нас у спокусу, але ізбав нас від лукавого, і промислом твоїм усе на користь нашу учини.</w:t>
+        <w:t>Благословен єси, Господи Боже, вседержителю, що відаєш ум людський, що знаєш, чого потребуємо, багато більше, ніж просимо або розуміємо. Сам, Людинолюбче царю, в усьому благий, удовольни нас множеством щедрот твоїх, щоб бездоганною совістю призивати святе ім’я Твоє; і не введи нас у спокусу, але ізбав нас від лукавого, і промислом твоїм усе на користь нашу учини.</w:t>
       </w:r>
     </w:p>
     <w:p>
@@ -762,8 +762,7 @@
         <w:jc w:val="both"/>
       </w:pPr>
       <w:r>
-        <w:lastRenderedPageBreak/>
-        <w:t xml:space="preserve">Боже великий і дивний, що несказанною благістю і багатим промислом управляєш усім і добра світу нам дарував, і дав нам запоруку обіцяного царства дарованими нам благами. Ти вчинив, щоб і минулу частину дня ми ухилилися від усякого зла; даруй нам і останок непорочно довершити перед святою славою Твоєю, оспівувати Тебе, єдиного благого й чоловіколюбного Бога нашого. </w:t>
+        <w:t xml:space="preserve">Боже великий і дивний, що несказанною благістю і багатим промислом управляєш усім і добра світу нам дарував, і дав нам запоруку обіцяного царства дарованими нам благами. Ти вчинив, щоб і минулу частину дня ми ухилилися від усякого зла; даруй нам і останок непорочно довершити перед святою славою Твоєю, оспівувати Тебе, єдиного благого й людинолюбного Бога нашого. </w:t>
       </w:r>
     </w:p>
     <w:p>
@@ -802,17 +801,17 @@
         <w:jc w:val="both"/>
       </w:pPr>
       <w:r>
-        <w:t>Боже великий і всевишній, що єдиний маєш безсмертя, що в світлі живеш неприступнім, що всю твар сотворив у премудрості, що розділив між світлом і темрявою, і поставив сонце володіти днем, а місяць та зорі володіти ніччю, що сподобив нас, грішних, і в теперішній час стати перед лицем твоїм в ісповідуванні, і принести Тобі вечірнє славослов’я. Сам, чоловіколюбче, справ молитву нашу, як кадило перед тобою, і прийми її, як приємний запах. Подай же нам цей вечір і надходячу ніч мирну, одягни нас у броню світла, ізбав нас від страху нічного і всякої речі, що в темряві проходить. І дай сон, що його Ти дарував на спочинок нашої немочі, вільний від усяких диявольських примар. Так, Владико, благих подателю, нехай і ми в ночі на наших ложах каючись споминаємо ім’я Твоє і, просвічувані поученням твоїх заповідей, встанемо в душевній радості на славослов’я Твоєї благости, приносячи молитви й моління Твоєму милосердю за прогрішення наші і всіх людей твоїх, яких, молитвами святої Богородиці, в милості навісти.</w:t>
-      </w:r>
-    </w:p>
-    <w:p>
-      <w:pPr>
-        <w:widowControl w:val="0"/>
-        <w:spacing w:after="120"/>
-        <w:jc w:val="both"/>
-      </w:pPr>
-      <w:r>
-        <w:t>Бо Ти благий і чоловіколюбець Бог єси і Тобі славу возсилаємо, Отцю, і Сину, і Святому Духові, нині і повсякчас, і на віки віків. Амінь.</w:t>
+        <w:t>Боже великий і всевишній, що єдиний маєш безсмертя, що в світлі живеш неприступнім, що всю твар сотворив у премудрості, що розділив між світлом і темрявою, і поставив сонце володіти днем, а місяць та зорі володіти ніччю, що сподобив нас, грішних, і в теперішній час стати перед лицем твоїм в ісповідуванні, і принести Тобі вечірнє славослов’я. Сам, Людинолюбче, справ молитву нашу, як кадило перед тобою, і прийми її, як приємний запах. Подай же нам цей вечір і надходячу ніч мирну, одягни нас у броню світла, ізбав нас від страху нічного і всякої речі, що в темряві проходить. І дай сон, що його Ти дарував на спочинок нашої немочі, вільний від усяких диявольських примар. Так, Владико, благих подателю, нехай і ми в ночі на наших ложах каючись споминаємо ім’я Твоє і, просвічувані поученням твоїх заповідей, встанемо в душевній радості на славослов’я Твоєї благости, приносячи молитви й моління Твоєму милосердю за прогрішення наші і всіх людей твоїх, яких, молитвами святої Богородиці, в милості навісти.</w:t>
+      </w:r>
+    </w:p>
+    <w:p>
+      <w:pPr>
+        <w:widowControl w:val="0"/>
+        <w:spacing w:after="120"/>
+        <w:jc w:val="both"/>
+      </w:pPr>
+      <w:r>
+        <w:t>Бо Ти благий і людинолюбний Бог єси і Тобі славу возсилаємо, Отцю, і Сину, і Святому Духові, нині і повсякчас, і на віки віків. Амінь.</w:t>
       </w:r>
     </w:p>
     <w:p>
@@ -1109,12 +1108,126 @@
     </w:p>
     <w:p>
       <w:pPr>
-        <w:widowControl w:val="0"/>
-        <w:spacing w:after="120"/>
-        <w:jc w:val="both"/>
-      </w:pPr>
-      <w:r>
-        <w:t>Заступи, спаси, помилуй і охорони нас, Боже, Твоєю благодаттю.</w:t>
+        <w:spacing w:after="120"/>
+      </w:pPr>
+      <w:r>
+        <w:rPr>
+          <w:rFonts w:ascii="Times New Roman" w:hAnsi="Times New Roman"/>
+          <w:sz w:val="24"/>
+        </w:rPr>
+        <w:t>Заступи,</w:t>
+      </w:r>
+      <w:r>
+        <w:rPr>
+          <w:rFonts w:ascii="Times New Roman" w:hAnsi="Times New Roman"/>
+          <w:sz w:val="24"/>
+        </w:rPr>
+        <w:t xml:space="preserve"> </w:t>
+      </w:r>
+      <w:r>
+        <w:rPr>
+          <w:rFonts w:ascii="Times New Roman" w:hAnsi="Times New Roman"/>
+          <w:sz w:val="24"/>
+        </w:rPr>
+        <w:t>спаси,</w:t>
+      </w:r>
+      <w:r>
+        <w:rPr>
+          <w:rFonts w:ascii="Times New Roman" w:hAnsi="Times New Roman"/>
+          <w:sz w:val="24"/>
+        </w:rPr>
+        <w:t xml:space="preserve"> </w:t>
+      </w:r>
+      <w:r>
+        <w:rPr>
+          <w:rFonts w:ascii="Times New Roman" w:hAnsi="Times New Roman"/>
+          <w:sz w:val="24"/>
+        </w:rPr>
+        <w:t>помилуй</w:t>
+      </w:r>
+      <w:r>
+        <w:rPr>
+          <w:rFonts w:ascii="Times New Roman" w:hAnsi="Times New Roman"/>
+          <w:sz w:val="24"/>
+        </w:rPr>
+        <w:t xml:space="preserve"> </w:t>
+      </w:r>
+      <w:r>
+        <w:rPr>
+          <w:rFonts w:ascii="Times New Roman" w:hAnsi="Times New Roman"/>
+          <w:sz w:val="24"/>
+        </w:rPr>
+        <w:t>і</w:t>
+      </w:r>
+      <w:r>
+        <w:rPr>
+          <w:rFonts w:ascii="Times New Roman" w:hAnsi="Times New Roman"/>
+          <w:sz w:val="24"/>
+        </w:rPr>
+        <w:t xml:space="preserve"> </w:t>
+      </w:r>
+      <w:r>
+        <w:rPr>
+          <w:rFonts w:ascii="Times New Roman" w:hAnsi="Times New Roman"/>
+          <w:sz w:val="24"/>
+        </w:rPr>
+        <w:t>охорони</w:t>
+      </w:r>
+      <w:r>
+        <w:rPr>
+          <w:rFonts w:ascii="Times New Roman" w:hAnsi="Times New Roman"/>
+          <w:sz w:val="24"/>
+        </w:rPr>
+        <w:t xml:space="preserve"> </w:t>
+      </w:r>
+      <w:r>
+        <w:rPr>
+          <w:rFonts w:ascii="Times New Roman" w:hAnsi="Times New Roman"/>
+          <w:sz w:val="24"/>
+        </w:rPr>
+        <w:t>нас,</w:t>
+      </w:r>
+      <w:r>
+        <w:rPr>
+          <w:rFonts w:ascii="Times New Roman" w:hAnsi="Times New Roman"/>
+          <w:sz w:val="24"/>
+        </w:rPr>
+        <w:t xml:space="preserve"> </w:t>
+      </w:r>
+      <w:r>
+        <w:rPr>
+          <w:rFonts w:ascii="Times New Roman" w:hAnsi="Times New Roman"/>
+          <w:sz w:val="24"/>
+        </w:rPr>
+        <w:t>Боже,</w:t>
+      </w:r>
+      <w:r>
+        <w:rPr>
+          <w:rFonts w:ascii="Times New Roman" w:hAnsi="Times New Roman"/>
+          <w:sz w:val="24"/>
+        </w:rPr>
+        <w:t xml:space="preserve"> </w:t>
+      </w:r>
+      <w:r>
+        <w:rPr>
+          <w:rFonts w:ascii="Times New Roman" w:hAnsi="Times New Roman"/>
+          <w:sz w:val="24"/>
+        </w:rPr>
+        <w:t>Твоєю</w:t>
+      </w:r>
+      <w:r>
+        <w:rPr>
+          <w:rFonts w:ascii="Times New Roman" w:hAnsi="Times New Roman"/>
+          <w:sz w:val="24"/>
+        </w:rPr>
+        <w:t xml:space="preserve"> </w:t>
+      </w:r>
+      <w:r>
+        <w:rPr>
+          <w:rFonts w:ascii="Times New Roman" w:hAnsi="Times New Roman"/>
+          <w:sz w:val="24"/>
+        </w:rPr>
+        <w:t>благодаттю</w:t>
       </w:r>
     </w:p>
     <w:p>
@@ -1162,19 +1275,310 @@
     </w:p>
     <w:p>
       <w:pPr>
-        <w:widowControl w:val="0"/>
-        <w:spacing w:after="120"/>
-        <w:jc w:val="both"/>
-      </w:pPr>
-      <w:r>
-        <w:rPr>
-          <w:i/>
-          <w:color w:val="FF0000"/>
-        </w:rPr>
-        <w:t>Священик:</w:t>
-      </w:r>
-      <w:r>
-        <w:t xml:space="preserve"> Бо Тобі належить усяка слава, честь і поклоніння, Отцю, і Сину, і Святому Духові, нині і повсякчас, і на віки віків. </w:t>
+        <w:spacing w:after="120"/>
+      </w:pPr>
+      <w:r>
+        <w:rPr>
+          <w:rFonts w:ascii="Times New Roman" w:hAnsi="Times New Roman"/>
+          <w:i/>
+          <w:color w:val="FF4400"/>
+          <w:sz w:val="24"/>
+        </w:rPr>
+        <w:t>Священник:</w:t>
+      </w:r>
+      <w:r>
+        <w:rPr>
+          <w:rFonts w:ascii="Times New Roman" w:hAnsi="Times New Roman"/>
+          <w:sz w:val="24"/>
+        </w:rPr>
+        <w:t xml:space="preserve"> </w:t>
+      </w:r>
+      <w:r>
+        <w:rPr>
+          <w:rFonts w:ascii="Times New Roman" w:hAnsi="Times New Roman"/>
+          <w:sz w:val="24"/>
+        </w:rPr>
+        <w:t>Бо</w:t>
+      </w:r>
+      <w:r>
+        <w:rPr>
+          <w:rFonts w:ascii="Times New Roman" w:hAnsi="Times New Roman"/>
+          <w:sz w:val="24"/>
+        </w:rPr>
+        <w:t xml:space="preserve"> </w:t>
+      </w:r>
+      <w:r>
+        <w:rPr>
+          <w:rFonts w:ascii="Times New Roman" w:hAnsi="Times New Roman"/>
+          <w:sz w:val="24"/>
+        </w:rPr>
+        <w:t>Тобі</w:t>
+      </w:r>
+      <w:r>
+        <w:rPr>
+          <w:rFonts w:ascii="Times New Roman" w:hAnsi="Times New Roman"/>
+          <w:sz w:val="24"/>
+        </w:rPr>
+        <w:t xml:space="preserve"> </w:t>
+      </w:r>
+      <w:r>
+        <w:rPr>
+          <w:rFonts w:ascii="Times New Roman" w:hAnsi="Times New Roman"/>
+          <w:sz w:val="24"/>
+        </w:rPr>
+        <w:t>належить</w:t>
+      </w:r>
+      <w:r>
+        <w:rPr>
+          <w:rFonts w:ascii="Times New Roman" w:hAnsi="Times New Roman"/>
+          <w:sz w:val="24"/>
+        </w:rPr>
+        <w:t xml:space="preserve"> </w:t>
+      </w:r>
+      <w:r>
+        <w:rPr>
+          <w:rFonts w:ascii="Times New Roman" w:hAnsi="Times New Roman"/>
+          <w:sz w:val="24"/>
+        </w:rPr>
+        <w:t>усяка</w:t>
+      </w:r>
+      <w:r>
+        <w:rPr>
+          <w:rFonts w:ascii="Times New Roman" w:hAnsi="Times New Roman"/>
+          <w:sz w:val="24"/>
+        </w:rPr>
+        <w:t xml:space="preserve"> </w:t>
+      </w:r>
+      <w:r>
+        <w:rPr>
+          <w:rFonts w:ascii="Times New Roman" w:hAnsi="Times New Roman"/>
+          <w:sz w:val="24"/>
+        </w:rPr>
+        <w:t>слава,</w:t>
+      </w:r>
+      <w:r>
+        <w:rPr>
+          <w:rFonts w:ascii="Times New Roman" w:hAnsi="Times New Roman"/>
+          <w:sz w:val="24"/>
+        </w:rPr>
+        <w:t xml:space="preserve"> </w:t>
+      </w:r>
+      <w:r>
+        <w:rPr>
+          <w:rFonts w:ascii="Times New Roman" w:hAnsi="Times New Roman"/>
+          <w:sz w:val="24"/>
+        </w:rPr>
+        <w:t>честь</w:t>
+      </w:r>
+      <w:r>
+        <w:rPr>
+          <w:rFonts w:ascii="Times New Roman" w:hAnsi="Times New Roman"/>
+          <w:sz w:val="24"/>
+        </w:rPr>
+        <w:t xml:space="preserve"> </w:t>
+      </w:r>
+      <w:r>
+        <w:rPr>
+          <w:rFonts w:ascii="Times New Roman" w:hAnsi="Times New Roman"/>
+          <w:sz w:val="24"/>
+        </w:rPr>
+        <w:t>і</w:t>
+      </w:r>
+      <w:r>
+        <w:rPr>
+          <w:rFonts w:ascii="Times New Roman" w:hAnsi="Times New Roman"/>
+          <w:sz w:val="24"/>
+        </w:rPr>
+        <w:t xml:space="preserve"> </w:t>
+      </w:r>
+      <w:r>
+        <w:rPr>
+          <w:rFonts w:ascii="Times New Roman" w:hAnsi="Times New Roman"/>
+          <w:sz w:val="24"/>
+        </w:rPr>
+        <w:t>поклоніння,</w:t>
+      </w:r>
+      <w:r>
+        <w:rPr>
+          <w:rFonts w:ascii="Times New Roman" w:hAnsi="Times New Roman"/>
+          <w:sz w:val="24"/>
+        </w:rPr>
+        <w:t xml:space="preserve"> </w:t>
+      </w:r>
+      <w:r>
+        <w:rPr>
+          <w:rFonts w:ascii="Times New Roman" w:hAnsi="Times New Roman"/>
+          <w:sz w:val="24"/>
+        </w:rPr>
+        <w:t>Отцю,</w:t>
+      </w:r>
+      <w:r>
+        <w:rPr>
+          <w:rFonts w:ascii="Times New Roman" w:hAnsi="Times New Roman"/>
+          <w:sz w:val="24"/>
+        </w:rPr>
+        <w:t xml:space="preserve"> </w:t>
+      </w:r>
+      <w:r>
+        <w:rPr>
+          <w:rFonts w:ascii="Times New Roman" w:hAnsi="Times New Roman"/>
+          <w:sz w:val="24"/>
+        </w:rPr>
+        <w:t>і</w:t>
+      </w:r>
+      <w:r>
+        <w:rPr>
+          <w:rFonts w:ascii="Times New Roman" w:hAnsi="Times New Roman"/>
+          <w:sz w:val="24"/>
+        </w:rPr>
+        <w:t xml:space="preserve"> </w:t>
+      </w:r>
+      <w:r>
+        <w:rPr>
+          <w:rFonts w:ascii="Times New Roman" w:hAnsi="Times New Roman"/>
+          <w:sz w:val="24"/>
+        </w:rPr>
+        <w:t>Сину,</w:t>
+      </w:r>
+      <w:r>
+        <w:rPr>
+          <w:rFonts w:ascii="Times New Roman" w:hAnsi="Times New Roman"/>
+          <w:sz w:val="24"/>
+        </w:rPr>
+        <w:t xml:space="preserve"> </w:t>
+      </w:r>
+      <w:r>
+        <w:rPr>
+          <w:rFonts w:ascii="Times New Roman" w:hAnsi="Times New Roman"/>
+          <w:sz w:val="24"/>
+        </w:rPr>
+        <w:t>і</w:t>
+      </w:r>
+      <w:r>
+        <w:rPr>
+          <w:rFonts w:ascii="Times New Roman" w:hAnsi="Times New Roman"/>
+          <w:sz w:val="24"/>
+        </w:rPr>
+        <w:t xml:space="preserve"> </w:t>
+      </w:r>
+      <w:r>
+        <w:rPr>
+          <w:rFonts w:ascii="Times New Roman" w:hAnsi="Times New Roman"/>
+          <w:sz w:val="24"/>
+        </w:rPr>
+        <w:t>Святому</w:t>
+      </w:r>
+      <w:r>
+        <w:rPr>
+          <w:rFonts w:ascii="Times New Roman" w:hAnsi="Times New Roman"/>
+          <w:sz w:val="24"/>
+        </w:rPr>
+        <w:t xml:space="preserve"> </w:t>
+      </w:r>
+      <w:r>
+        <w:rPr>
+          <w:rFonts w:ascii="Times New Roman" w:hAnsi="Times New Roman"/>
+          <w:sz w:val="24"/>
+        </w:rPr>
+        <w:t>Духові,</w:t>
+      </w:r>
+      <w:r>
+        <w:rPr>
+          <w:rFonts w:ascii="Times New Roman" w:hAnsi="Times New Roman"/>
+          <w:sz w:val="24"/>
+        </w:rPr>
+        <w:t xml:space="preserve"> </w:t>
+      </w:r>
+      <w:r>
+        <w:rPr>
+          <w:rFonts w:ascii="Times New Roman" w:hAnsi="Times New Roman"/>
+          <w:sz w:val="24"/>
+        </w:rPr>
+        <w:t>нині,</w:t>
+      </w:r>
+      <w:r>
+        <w:rPr>
+          <w:rFonts w:ascii="Times New Roman" w:hAnsi="Times New Roman"/>
+          <w:sz w:val="24"/>
+        </w:rPr>
+        <w:t xml:space="preserve"> </w:t>
+      </w:r>
+      <w:r>
+        <w:rPr>
+          <w:rFonts w:ascii="Times New Roman" w:hAnsi="Times New Roman"/>
+          <w:sz w:val="24"/>
+        </w:rPr>
+        <w:t>і</w:t>
+      </w:r>
+      <w:r>
+        <w:rPr>
+          <w:rFonts w:ascii="Times New Roman" w:hAnsi="Times New Roman"/>
+          <w:sz w:val="24"/>
+        </w:rPr>
+        <w:t xml:space="preserve"> </w:t>
+      </w:r>
+      <w:r>
+        <w:rPr>
+          <w:rFonts w:ascii="Times New Roman" w:hAnsi="Times New Roman"/>
+          <w:sz w:val="24"/>
+        </w:rPr>
+        <w:t>повсякчас,</w:t>
+      </w:r>
+      <w:r>
+        <w:rPr>
+          <w:rFonts w:ascii="Times New Roman" w:hAnsi="Times New Roman"/>
+          <w:sz w:val="24"/>
+        </w:rPr>
+        <w:t xml:space="preserve"> </w:t>
+      </w:r>
+      <w:r>
+        <w:rPr>
+          <w:rFonts w:ascii="Times New Roman" w:hAnsi="Times New Roman"/>
+          <w:sz w:val="24"/>
+        </w:rPr>
+        <w:t>і</w:t>
+      </w:r>
+      <w:r>
+        <w:rPr>
+          <w:rFonts w:ascii="Times New Roman" w:hAnsi="Times New Roman"/>
+          <w:sz w:val="24"/>
+        </w:rPr>
+        <w:t xml:space="preserve"> </w:t>
+      </w:r>
+      <w:r>
+        <w:rPr>
+          <w:rFonts w:ascii="Times New Roman" w:hAnsi="Times New Roman"/>
+          <w:sz w:val="24"/>
+        </w:rPr>
+        <w:t>на</w:t>
+      </w:r>
+      <w:r>
+        <w:rPr>
+          <w:rFonts w:ascii="Times New Roman" w:hAnsi="Times New Roman"/>
+          <w:sz w:val="24"/>
+        </w:rPr>
+        <w:t xml:space="preserve"> </w:t>
+      </w:r>
+      <w:r>
+        <w:rPr>
+          <w:rFonts w:ascii="Times New Roman" w:hAnsi="Times New Roman"/>
+          <w:sz w:val="24"/>
+        </w:rPr>
+        <w:t>віки</w:t>
+      </w:r>
+      <w:r>
+        <w:rPr>
+          <w:rFonts w:ascii="Times New Roman" w:hAnsi="Times New Roman"/>
+          <w:sz w:val="24"/>
+        </w:rPr>
+        <w:t xml:space="preserve"> </w:t>
+      </w:r>
+      <w:r>
+        <w:rPr>
+          <w:rFonts w:ascii="Times New Roman" w:hAnsi="Times New Roman"/>
+          <w:sz w:val="24"/>
+        </w:rPr>
+        <w:t>віків.</w:t>
       </w:r>
     </w:p>
     <w:p>
@@ -1819,11 +2223,126 @@
     </w:p>
     <w:p>
       <w:pPr>
-        <w:widowControl w:val="0"/>
-        <w:spacing w:after="120"/>
-      </w:pPr>
-      <w:r>
-        <w:t>Заступи, спаси, помилуй і охорони нас, Боже, Твоєю благодаттю.</w:t>
+        <w:spacing w:after="120"/>
+      </w:pPr>
+      <w:r>
+        <w:rPr>
+          <w:rFonts w:ascii="Times New Roman" w:hAnsi="Times New Roman"/>
+          <w:sz w:val="24"/>
+        </w:rPr>
+        <w:t>Заступи,</w:t>
+      </w:r>
+      <w:r>
+        <w:rPr>
+          <w:rFonts w:ascii="Times New Roman" w:hAnsi="Times New Roman"/>
+          <w:sz w:val="24"/>
+        </w:rPr>
+        <w:t xml:space="preserve"> </w:t>
+      </w:r>
+      <w:r>
+        <w:rPr>
+          <w:rFonts w:ascii="Times New Roman" w:hAnsi="Times New Roman"/>
+          <w:sz w:val="24"/>
+        </w:rPr>
+        <w:t>спаси,</w:t>
+      </w:r>
+      <w:r>
+        <w:rPr>
+          <w:rFonts w:ascii="Times New Roman" w:hAnsi="Times New Roman"/>
+          <w:sz w:val="24"/>
+        </w:rPr>
+        <w:t xml:space="preserve"> </w:t>
+      </w:r>
+      <w:r>
+        <w:rPr>
+          <w:rFonts w:ascii="Times New Roman" w:hAnsi="Times New Roman"/>
+          <w:sz w:val="24"/>
+        </w:rPr>
+        <w:t>помилуй</w:t>
+      </w:r>
+      <w:r>
+        <w:rPr>
+          <w:rFonts w:ascii="Times New Roman" w:hAnsi="Times New Roman"/>
+          <w:sz w:val="24"/>
+        </w:rPr>
+        <w:t xml:space="preserve"> </w:t>
+      </w:r>
+      <w:r>
+        <w:rPr>
+          <w:rFonts w:ascii="Times New Roman" w:hAnsi="Times New Roman"/>
+          <w:sz w:val="24"/>
+        </w:rPr>
+        <w:t>і</w:t>
+      </w:r>
+      <w:r>
+        <w:rPr>
+          <w:rFonts w:ascii="Times New Roman" w:hAnsi="Times New Roman"/>
+          <w:sz w:val="24"/>
+        </w:rPr>
+        <w:t xml:space="preserve"> </w:t>
+      </w:r>
+      <w:r>
+        <w:rPr>
+          <w:rFonts w:ascii="Times New Roman" w:hAnsi="Times New Roman"/>
+          <w:sz w:val="24"/>
+        </w:rPr>
+        <w:t>охорони</w:t>
+      </w:r>
+      <w:r>
+        <w:rPr>
+          <w:rFonts w:ascii="Times New Roman" w:hAnsi="Times New Roman"/>
+          <w:sz w:val="24"/>
+        </w:rPr>
+        <w:t xml:space="preserve"> </w:t>
+      </w:r>
+      <w:r>
+        <w:rPr>
+          <w:rFonts w:ascii="Times New Roman" w:hAnsi="Times New Roman"/>
+          <w:sz w:val="24"/>
+        </w:rPr>
+        <w:t>нас,</w:t>
+      </w:r>
+      <w:r>
+        <w:rPr>
+          <w:rFonts w:ascii="Times New Roman" w:hAnsi="Times New Roman"/>
+          <w:sz w:val="24"/>
+        </w:rPr>
+        <w:t xml:space="preserve"> </w:t>
+      </w:r>
+      <w:r>
+        <w:rPr>
+          <w:rFonts w:ascii="Times New Roman" w:hAnsi="Times New Roman"/>
+          <w:sz w:val="24"/>
+        </w:rPr>
+        <w:t>Боже,</w:t>
+      </w:r>
+      <w:r>
+        <w:rPr>
+          <w:rFonts w:ascii="Times New Roman" w:hAnsi="Times New Roman"/>
+          <w:sz w:val="24"/>
+        </w:rPr>
+        <w:t xml:space="preserve"> </w:t>
+      </w:r>
+      <w:r>
+        <w:rPr>
+          <w:rFonts w:ascii="Times New Roman" w:hAnsi="Times New Roman"/>
+          <w:sz w:val="24"/>
+        </w:rPr>
+        <w:t>Твоєю</w:t>
+      </w:r>
+      <w:r>
+        <w:rPr>
+          <w:rFonts w:ascii="Times New Roman" w:hAnsi="Times New Roman"/>
+          <w:sz w:val="24"/>
+        </w:rPr>
+        <w:t xml:space="preserve"> </w:t>
+      </w:r>
+      <w:r>
+        <w:rPr>
+          <w:rFonts w:ascii="Times New Roman" w:hAnsi="Times New Roman"/>
+          <w:sz w:val="24"/>
+        </w:rPr>
+        <w:t>благодаттю</w:t>
       </w:r>
     </w:p>
     <w:p>
@@ -2596,11 +3115,126 @@
     </w:p>
     <w:p>
       <w:pPr>
-        <w:widowControl w:val="0"/>
-        <w:spacing w:after="120"/>
-      </w:pPr>
-      <w:r>
-        <w:t>Заступи, спаси, помилуй і охорони нас, Боже, Твоєю благодаттю.</w:t>
+        <w:spacing w:after="120"/>
+      </w:pPr>
+      <w:r>
+        <w:rPr>
+          <w:rFonts w:ascii="Times New Roman" w:hAnsi="Times New Roman"/>
+          <w:sz w:val="24"/>
+        </w:rPr>
+        <w:t>Заступи,</w:t>
+      </w:r>
+      <w:r>
+        <w:rPr>
+          <w:rFonts w:ascii="Times New Roman" w:hAnsi="Times New Roman"/>
+          <w:sz w:val="24"/>
+        </w:rPr>
+        <w:t xml:space="preserve"> </w:t>
+      </w:r>
+      <w:r>
+        <w:rPr>
+          <w:rFonts w:ascii="Times New Roman" w:hAnsi="Times New Roman"/>
+          <w:sz w:val="24"/>
+        </w:rPr>
+        <w:t>спаси,</w:t>
+      </w:r>
+      <w:r>
+        <w:rPr>
+          <w:rFonts w:ascii="Times New Roman" w:hAnsi="Times New Roman"/>
+          <w:sz w:val="24"/>
+        </w:rPr>
+        <w:t xml:space="preserve"> </w:t>
+      </w:r>
+      <w:r>
+        <w:rPr>
+          <w:rFonts w:ascii="Times New Roman" w:hAnsi="Times New Roman"/>
+          <w:sz w:val="24"/>
+        </w:rPr>
+        <w:t>помилуй</w:t>
+      </w:r>
+      <w:r>
+        <w:rPr>
+          <w:rFonts w:ascii="Times New Roman" w:hAnsi="Times New Roman"/>
+          <w:sz w:val="24"/>
+        </w:rPr>
+        <w:t xml:space="preserve"> </w:t>
+      </w:r>
+      <w:r>
+        <w:rPr>
+          <w:rFonts w:ascii="Times New Roman" w:hAnsi="Times New Roman"/>
+          <w:sz w:val="24"/>
+        </w:rPr>
+        <w:t>і</w:t>
+      </w:r>
+      <w:r>
+        <w:rPr>
+          <w:rFonts w:ascii="Times New Roman" w:hAnsi="Times New Roman"/>
+          <w:sz w:val="24"/>
+        </w:rPr>
+        <w:t xml:space="preserve"> </w:t>
+      </w:r>
+      <w:r>
+        <w:rPr>
+          <w:rFonts w:ascii="Times New Roman" w:hAnsi="Times New Roman"/>
+          <w:sz w:val="24"/>
+        </w:rPr>
+        <w:t>охорони</w:t>
+      </w:r>
+      <w:r>
+        <w:rPr>
+          <w:rFonts w:ascii="Times New Roman" w:hAnsi="Times New Roman"/>
+          <w:sz w:val="24"/>
+        </w:rPr>
+        <w:t xml:space="preserve"> </w:t>
+      </w:r>
+      <w:r>
+        <w:rPr>
+          <w:rFonts w:ascii="Times New Roman" w:hAnsi="Times New Roman"/>
+          <w:sz w:val="24"/>
+        </w:rPr>
+        <w:t>нас,</w:t>
+      </w:r>
+      <w:r>
+        <w:rPr>
+          <w:rFonts w:ascii="Times New Roman" w:hAnsi="Times New Roman"/>
+          <w:sz w:val="24"/>
+        </w:rPr>
+        <w:t xml:space="preserve"> </w:t>
+      </w:r>
+      <w:r>
+        <w:rPr>
+          <w:rFonts w:ascii="Times New Roman" w:hAnsi="Times New Roman"/>
+          <w:sz w:val="24"/>
+        </w:rPr>
+        <w:t>Боже,</w:t>
+      </w:r>
+      <w:r>
+        <w:rPr>
+          <w:rFonts w:ascii="Times New Roman" w:hAnsi="Times New Roman"/>
+          <w:sz w:val="24"/>
+        </w:rPr>
+        <w:t xml:space="preserve"> </w:t>
+      </w:r>
+      <w:r>
+        <w:rPr>
+          <w:rFonts w:ascii="Times New Roman" w:hAnsi="Times New Roman"/>
+          <w:sz w:val="24"/>
+        </w:rPr>
+        <w:t>Твоєю</w:t>
+      </w:r>
+      <w:r>
+        <w:rPr>
+          <w:rFonts w:ascii="Times New Roman" w:hAnsi="Times New Roman"/>
+          <w:sz w:val="24"/>
+        </w:rPr>
+        <w:t xml:space="preserve"> </w:t>
+      </w:r>
+      <w:r>
+        <w:rPr>
+          <w:rFonts w:ascii="Times New Roman" w:hAnsi="Times New Roman"/>
+          <w:sz w:val="24"/>
+        </w:rPr>
+        <w:t>благодаттю</w:t>
       </w:r>
     </w:p>
     <w:p>
@@ -2713,7 +3347,7 @@
         <w:jc w:val="both"/>
       </w:pPr>
       <w:r>
-        <w:t>Бо Ти благий і чоловіколюбець Бог єси, і Тобі славу возсилаємо, Отцю, і Сину, і Святому Духові, нині і повсякчас, і на віки віків.</w:t>
+        <w:t>Бо Ти благий і людинолюбний Бог єси, і Тобі славу возсилаємо, Отцю, і Сину, і Святому Духові, нині і повсякчас, і на віки віків.</w:t>
       </w:r>
     </w:p>
     <w:p>
@@ -3377,12 +4011,126 @@
     </w:p>
     <w:p>
       <w:pPr>
-        <w:widowControl w:val="0"/>
-        <w:spacing w:after="120"/>
-        <w:jc w:val="both"/>
-      </w:pPr>
-      <w:r>
-        <w:t>Заступи, спаси, помилуй і охорони нас, Боже, Твоєю благодаттю.</w:t>
+        <w:spacing w:after="120"/>
+      </w:pPr>
+      <w:r>
+        <w:rPr>
+          <w:rFonts w:ascii="Times New Roman" w:hAnsi="Times New Roman"/>
+          <w:sz w:val="24"/>
+        </w:rPr>
+        <w:t>Заступи,</w:t>
+      </w:r>
+      <w:r>
+        <w:rPr>
+          <w:rFonts w:ascii="Times New Roman" w:hAnsi="Times New Roman"/>
+          <w:sz w:val="24"/>
+        </w:rPr>
+        <w:t xml:space="preserve"> </w:t>
+      </w:r>
+      <w:r>
+        <w:rPr>
+          <w:rFonts w:ascii="Times New Roman" w:hAnsi="Times New Roman"/>
+          <w:sz w:val="24"/>
+        </w:rPr>
+        <w:t>спаси,</w:t>
+      </w:r>
+      <w:r>
+        <w:rPr>
+          <w:rFonts w:ascii="Times New Roman" w:hAnsi="Times New Roman"/>
+          <w:sz w:val="24"/>
+        </w:rPr>
+        <w:t xml:space="preserve"> </w:t>
+      </w:r>
+      <w:r>
+        <w:rPr>
+          <w:rFonts w:ascii="Times New Roman" w:hAnsi="Times New Roman"/>
+          <w:sz w:val="24"/>
+        </w:rPr>
+        <w:t>помилуй</w:t>
+      </w:r>
+      <w:r>
+        <w:rPr>
+          <w:rFonts w:ascii="Times New Roman" w:hAnsi="Times New Roman"/>
+          <w:sz w:val="24"/>
+        </w:rPr>
+        <w:t xml:space="preserve"> </w:t>
+      </w:r>
+      <w:r>
+        <w:rPr>
+          <w:rFonts w:ascii="Times New Roman" w:hAnsi="Times New Roman"/>
+          <w:sz w:val="24"/>
+        </w:rPr>
+        <w:t>і</w:t>
+      </w:r>
+      <w:r>
+        <w:rPr>
+          <w:rFonts w:ascii="Times New Roman" w:hAnsi="Times New Roman"/>
+          <w:sz w:val="24"/>
+        </w:rPr>
+        <w:t xml:space="preserve"> </w:t>
+      </w:r>
+      <w:r>
+        <w:rPr>
+          <w:rFonts w:ascii="Times New Roman" w:hAnsi="Times New Roman"/>
+          <w:sz w:val="24"/>
+        </w:rPr>
+        <w:t>охорони</w:t>
+      </w:r>
+      <w:r>
+        <w:rPr>
+          <w:rFonts w:ascii="Times New Roman" w:hAnsi="Times New Roman"/>
+          <w:sz w:val="24"/>
+        </w:rPr>
+        <w:t xml:space="preserve"> </w:t>
+      </w:r>
+      <w:r>
+        <w:rPr>
+          <w:rFonts w:ascii="Times New Roman" w:hAnsi="Times New Roman"/>
+          <w:sz w:val="24"/>
+        </w:rPr>
+        <w:t>нас,</w:t>
+      </w:r>
+      <w:r>
+        <w:rPr>
+          <w:rFonts w:ascii="Times New Roman" w:hAnsi="Times New Roman"/>
+          <w:sz w:val="24"/>
+        </w:rPr>
+        <w:t xml:space="preserve"> </w:t>
+      </w:r>
+      <w:r>
+        <w:rPr>
+          <w:rFonts w:ascii="Times New Roman" w:hAnsi="Times New Roman"/>
+          <w:sz w:val="24"/>
+        </w:rPr>
+        <w:t>Боже,</w:t>
+      </w:r>
+      <w:r>
+        <w:rPr>
+          <w:rFonts w:ascii="Times New Roman" w:hAnsi="Times New Roman"/>
+          <w:sz w:val="24"/>
+        </w:rPr>
+        <w:t xml:space="preserve"> </w:t>
+      </w:r>
+      <w:r>
+        <w:rPr>
+          <w:rFonts w:ascii="Times New Roman" w:hAnsi="Times New Roman"/>
+          <w:sz w:val="24"/>
+        </w:rPr>
+        <w:t>Твоєю</w:t>
+      </w:r>
+      <w:r>
+        <w:rPr>
+          <w:rFonts w:ascii="Times New Roman" w:hAnsi="Times New Roman"/>
+          <w:sz w:val="24"/>
+        </w:rPr>
+        <w:t xml:space="preserve"> </w:t>
+      </w:r>
+      <w:r>
+        <w:rPr>
+          <w:rFonts w:ascii="Times New Roman" w:hAnsi="Times New Roman"/>
+          <w:sz w:val="24"/>
+        </w:rPr>
+        <w:t>благодаттю</w:t>
       </w:r>
     </w:p>
     <w:p>
@@ -4537,7 +5285,7 @@
         <w:t>Священик:</w:t>
       </w:r>
       <w:r>
-        <w:t xml:space="preserve"> Увечері, і вранці, і опівдні благословимо, благодаримо і молимось до Тебе, Владико всіх, чоловіколюбче Господи. Направ молитву нашу, як кадило, перед тобою, не дай нахилити сердець наших до слів або помислів лукавих, але ізбав нас від усього, що ловить душі наші, бо до Тебе, Господи, Господи, очі наші, і на Тебе ми уповали, не посором нас, Боже наш.</w:t>
+        <w:t xml:space="preserve"> Увечері, і вранці, і опівдні благословимо, благодаримо і молимось до Тебе, Владико всіх, Людинолюбче Господи. Направ молитву нашу, як кадило, перед тобою, не дай нахилити сердець наших до слів або помислів лукавих, але ізбав нас від усього, що ловить душі наші, бо до Тебе, Господи, Господи, очі наші, і на Тебе ми уповали, не посором нас, Боже наш.</w:t>
       </w:r>
     </w:p>
     <w:p>
@@ -5277,7 +6025,7 @@
           <w:iCs/>
           <w:color w:val="FF0000"/>
         </w:rPr>
-        <w:t>Пс 12</w:t>
+        <w:t>Пс 12</w:t>
       </w:r>
       <w:r>
         <w:rPr>
@@ -5328,7 +6076,7 @@
           <w:iCs/>
           <w:color w:val="000000"/>
         </w:rPr>
-        <w:t> </w:t>
+        <w:t xml:space="preserve"> </w:t>
       </w:r>
       <w:r>
         <w:rPr>
@@ -5350,7 +6098,7 @@
           <w:iCs/>
           <w:color w:val="FF0000"/>
         </w:rPr>
-        <w:t>Пс 12</w:t>
+        <w:t>Пс 12</w:t>
       </w:r>
       <w:r>
         <w:rPr>
@@ -6414,19 +7162,340 @@
     </w:p>
     <w:p>
       <w:pPr>
-        <w:widowControl w:val="0"/>
-        <w:spacing w:after="120"/>
-        <w:jc w:val="both"/>
-      </w:pPr>
-      <w:r>
-        <w:rPr>
-          <w:i/>
-          <w:color w:val="FF0000"/>
-        </w:rPr>
-        <w:t>Священик:</w:t>
-      </w:r>
-      <w:r>
-        <w:t xml:space="preserve"> Бо милостивий і чоловіколюбець Бог єси, і Тобі славу возсилаємо, Отцю, і Сину, і Святому Духові, нині і повсякчас, і на віки віків.</w:t>
+        <w:spacing w:after="120"/>
+      </w:pPr>
+      <w:r>
+        <w:rPr>
+          <w:rFonts w:ascii="Times New Roman" w:hAnsi="Times New Roman"/>
+          <w:i/>
+          <w:color w:val="FF4400"/>
+          <w:sz w:val="24"/>
+        </w:rPr>
+        <w:t>Священник:</w:t>
+      </w:r>
+      <w:r>
+        <w:rPr>
+          <w:rFonts w:ascii="Times New Roman" w:hAnsi="Times New Roman"/>
+          <w:i/>
+          <w:color w:val="FF4400"/>
+          <w:sz w:val="24"/>
+        </w:rPr>
+        <w:t xml:space="preserve"> </w:t>
+      </w:r>
+      <w:r>
+        <w:rPr>
+          <w:rFonts w:ascii="Times New Roman" w:hAnsi="Times New Roman"/>
+          <w:sz w:val="24"/>
+        </w:rPr>
+        <w:t>Бо</w:t>
+      </w:r>
+      <w:r>
+        <w:rPr>
+          <w:rFonts w:ascii="Times New Roman" w:hAnsi="Times New Roman"/>
+          <w:sz w:val="24"/>
+        </w:rPr>
+        <w:t xml:space="preserve"> </w:t>
+      </w:r>
+      <w:r>
+        <w:rPr>
+          <w:rFonts w:ascii="Times New Roman" w:hAnsi="Times New Roman"/>
+          <w:sz w:val="24"/>
+        </w:rPr>
+        <w:t>милостивий</w:t>
+      </w:r>
+      <w:r>
+        <w:rPr>
+          <w:rFonts w:ascii="Times New Roman" w:hAnsi="Times New Roman"/>
+          <w:sz w:val="24"/>
+        </w:rPr>
+        <w:t xml:space="preserve"> </w:t>
+      </w:r>
+      <w:r>
+        <w:rPr>
+          <w:rFonts w:ascii="Times New Roman" w:hAnsi="Times New Roman"/>
+          <w:sz w:val="24"/>
+        </w:rPr>
+        <w:t>і</w:t>
+      </w:r>
+      <w:r>
+        <w:rPr>
+          <w:rFonts w:ascii="Times New Roman" w:hAnsi="Times New Roman"/>
+          <w:sz w:val="24"/>
+        </w:rPr>
+        <w:t xml:space="preserve"> </w:t>
+      </w:r>
+      <w:r>
+        <w:rPr>
+          <w:rFonts w:ascii="Times New Roman" w:hAnsi="Times New Roman"/>
+          <w:sz w:val="24"/>
+        </w:rPr>
+        <w:t>людинолюбний</w:t>
+      </w:r>
+      <w:r>
+        <w:rPr>
+          <w:rFonts w:ascii="Times New Roman" w:hAnsi="Times New Roman"/>
+          <w:sz w:val="24"/>
+        </w:rPr>
+        <w:t xml:space="preserve"> </w:t>
+      </w:r>
+      <w:r>
+        <w:rPr>
+          <w:rFonts w:ascii="Times New Roman" w:hAnsi="Times New Roman"/>
+          <w:sz w:val="24"/>
+        </w:rPr>
+        <w:t>Бог</w:t>
+      </w:r>
+      <w:r>
+        <w:rPr>
+          <w:rFonts w:ascii="Times New Roman" w:hAnsi="Times New Roman"/>
+          <w:sz w:val="24"/>
+        </w:rPr>
+        <w:t xml:space="preserve"> </w:t>
+      </w:r>
+      <w:r>
+        <w:rPr>
+          <w:rFonts w:ascii="Times New Roman" w:hAnsi="Times New Roman"/>
+          <w:sz w:val="24"/>
+        </w:rPr>
+        <w:t>єси,</w:t>
+      </w:r>
+      <w:r>
+        <w:rPr>
+          <w:rFonts w:ascii="Times New Roman" w:hAnsi="Times New Roman"/>
+          <w:sz w:val="24"/>
+        </w:rPr>
+        <w:t xml:space="preserve"> </w:t>
+      </w:r>
+      <w:r>
+        <w:rPr>
+          <w:rFonts w:ascii="Times New Roman" w:hAnsi="Times New Roman"/>
+          <w:sz w:val="24"/>
+        </w:rPr>
+        <w:t>і</w:t>
+      </w:r>
+      <w:r>
+        <w:rPr>
+          <w:rFonts w:ascii="Times New Roman" w:hAnsi="Times New Roman"/>
+          <w:sz w:val="24"/>
+        </w:rPr>
+        <w:t xml:space="preserve"> </w:t>
+      </w:r>
+      <w:r>
+        <w:rPr>
+          <w:rFonts w:ascii="Times New Roman" w:hAnsi="Times New Roman"/>
+          <w:sz w:val="24"/>
+        </w:rPr>
+        <w:t>Тобі</w:t>
+      </w:r>
+      <w:r>
+        <w:rPr>
+          <w:rFonts w:ascii="Times New Roman" w:hAnsi="Times New Roman"/>
+          <w:sz w:val="24"/>
+        </w:rPr>
+        <w:t xml:space="preserve"> </w:t>
+      </w:r>
+      <w:r>
+        <w:rPr>
+          <w:rFonts w:ascii="Times New Roman" w:hAnsi="Times New Roman"/>
+          <w:sz w:val="24"/>
+        </w:rPr>
+        <w:t>славу</w:t>
+      </w:r>
+      <w:r>
+        <w:rPr>
+          <w:rFonts w:ascii="Times New Roman" w:hAnsi="Times New Roman"/>
+          <w:sz w:val="24"/>
+        </w:rPr>
+        <w:t xml:space="preserve"> </w:t>
+      </w:r>
+      <w:r>
+        <w:rPr>
+          <w:rFonts w:ascii="Times New Roman" w:hAnsi="Times New Roman"/>
+          <w:sz w:val="24"/>
+        </w:rPr>
+        <w:t>возсилаємо,</w:t>
+      </w:r>
+      <w:r>
+        <w:rPr>
+          <w:rFonts w:ascii="Times New Roman" w:hAnsi="Times New Roman"/>
+          <w:sz w:val="24"/>
+        </w:rPr>
+        <w:t xml:space="preserve"> </w:t>
+      </w:r>
+      <w:r>
+        <w:rPr>
+          <w:rFonts w:ascii="Times New Roman" w:hAnsi="Times New Roman"/>
+          <w:sz w:val="24"/>
+        </w:rPr>
+        <w:t>Отцю,</w:t>
+      </w:r>
+      <w:r>
+        <w:rPr>
+          <w:rFonts w:ascii="Times New Roman" w:hAnsi="Times New Roman"/>
+          <w:sz w:val="24"/>
+        </w:rPr>
+        <w:t xml:space="preserve"> </w:t>
+      </w:r>
+      <w:r>
+        <w:rPr>
+          <w:rFonts w:ascii="Times New Roman" w:hAnsi="Times New Roman"/>
+          <w:sz w:val="24"/>
+        </w:rPr>
+        <w:t>і</w:t>
+      </w:r>
+      <w:r>
+        <w:rPr>
+          <w:rFonts w:ascii="Times New Roman" w:hAnsi="Times New Roman"/>
+          <w:sz w:val="24"/>
+        </w:rPr>
+        <w:t xml:space="preserve"> </w:t>
+      </w:r>
+      <w:r>
+        <w:rPr>
+          <w:rFonts w:ascii="Times New Roman" w:hAnsi="Times New Roman"/>
+          <w:sz w:val="24"/>
+        </w:rPr>
+        <w:t>Сину,</w:t>
+      </w:r>
+      <w:r>
+        <w:rPr>
+          <w:rFonts w:ascii="Times New Roman" w:hAnsi="Times New Roman"/>
+          <w:sz w:val="24"/>
+        </w:rPr>
+        <w:t xml:space="preserve"> </w:t>
+      </w:r>
+      <w:r>
+        <w:rPr>
+          <w:rFonts w:ascii="Times New Roman" w:hAnsi="Times New Roman"/>
+          <w:sz w:val="24"/>
+        </w:rPr>
+        <w:t>і</w:t>
+      </w:r>
+      <w:r>
+        <w:rPr>
+          <w:rFonts w:ascii="Times New Roman" w:hAnsi="Times New Roman"/>
+          <w:sz w:val="24"/>
+        </w:rPr>
+        <w:t xml:space="preserve"> </w:t>
+      </w:r>
+      <w:r>
+        <w:rPr>
+          <w:rFonts w:ascii="Times New Roman" w:hAnsi="Times New Roman"/>
+          <w:sz w:val="24"/>
+        </w:rPr>
+        <w:t>Святому</w:t>
+      </w:r>
+      <w:r>
+        <w:rPr>
+          <w:rFonts w:ascii="Times New Roman" w:hAnsi="Times New Roman"/>
+          <w:sz w:val="24"/>
+        </w:rPr>
+        <w:t xml:space="preserve"> </w:t>
+      </w:r>
+      <w:r>
+        <w:rPr>
+          <w:rFonts w:ascii="Times New Roman" w:hAnsi="Times New Roman"/>
+          <w:sz w:val="24"/>
+        </w:rPr>
+        <w:t>Духові,</w:t>
+      </w:r>
+      <w:r>
+        <w:rPr>
+          <w:rFonts w:ascii="Times New Roman" w:hAnsi="Times New Roman"/>
+          <w:sz w:val="24"/>
+        </w:rPr>
+        <w:t xml:space="preserve"> </w:t>
+      </w:r>
+      <w:r>
+        <w:rPr>
+          <w:rFonts w:ascii="Times New Roman" w:hAnsi="Times New Roman"/>
+          <w:sz w:val="24"/>
+        </w:rPr>
+        <w:t>нині,</w:t>
+      </w:r>
+      <w:r>
+        <w:rPr>
+          <w:rFonts w:ascii="Times New Roman" w:hAnsi="Times New Roman"/>
+          <w:sz w:val="24"/>
+        </w:rPr>
+        <w:t xml:space="preserve"> </w:t>
+      </w:r>
+      <w:r>
+        <w:rPr>
+          <w:rFonts w:ascii="Times New Roman" w:hAnsi="Times New Roman"/>
+          <w:sz w:val="24"/>
+        </w:rPr>
+        <w:t>і</w:t>
+      </w:r>
+      <w:r>
+        <w:rPr>
+          <w:rFonts w:ascii="Times New Roman" w:hAnsi="Times New Roman"/>
+          <w:sz w:val="24"/>
+        </w:rPr>
+        <w:t xml:space="preserve"> </w:t>
+      </w:r>
+      <w:r>
+        <w:rPr>
+          <w:rFonts w:ascii="Times New Roman" w:hAnsi="Times New Roman"/>
+          <w:sz w:val="24"/>
+        </w:rPr>
+        <w:t>повсякчас,</w:t>
+      </w:r>
+      <w:r>
+        <w:rPr>
+          <w:rFonts w:ascii="Times New Roman" w:hAnsi="Times New Roman"/>
+          <w:sz w:val="24"/>
+        </w:rPr>
+        <w:t xml:space="preserve"> </w:t>
+      </w:r>
+      <w:r>
+        <w:rPr>
+          <w:rFonts w:ascii="Times New Roman" w:hAnsi="Times New Roman"/>
+          <w:sz w:val="24"/>
+        </w:rPr>
+        <w:t>і</w:t>
+      </w:r>
+      <w:r>
+        <w:rPr>
+          <w:rFonts w:ascii="Times New Roman" w:hAnsi="Times New Roman"/>
+          <w:sz w:val="24"/>
+        </w:rPr>
+        <w:t xml:space="preserve"> </w:t>
+      </w:r>
+      <w:r>
+        <w:rPr>
+          <w:rFonts w:ascii="Times New Roman" w:hAnsi="Times New Roman"/>
+          <w:sz w:val="24"/>
+        </w:rPr>
+        <w:t>на</w:t>
+      </w:r>
+      <w:r>
+        <w:rPr>
+          <w:rFonts w:ascii="Times New Roman" w:hAnsi="Times New Roman"/>
+          <w:sz w:val="24"/>
+        </w:rPr>
+        <w:t xml:space="preserve"> </w:t>
+      </w:r>
+      <w:r>
+        <w:rPr>
+          <w:rFonts w:ascii="Times New Roman" w:hAnsi="Times New Roman"/>
+          <w:sz w:val="24"/>
+        </w:rPr>
+        <w:t>віки</w:t>
+      </w:r>
+      <w:r>
+        <w:rPr>
+          <w:rFonts w:ascii="Times New Roman" w:hAnsi="Times New Roman"/>
+          <w:sz w:val="24"/>
+        </w:rPr>
+        <w:t xml:space="preserve"> </w:t>
+      </w:r>
+      <w:r>
+        <w:rPr>
+          <w:rFonts w:ascii="Times New Roman" w:hAnsi="Times New Roman"/>
+          <w:sz w:val="24"/>
+        </w:rPr>
+        <w:t>віків.</w:t>
       </w:r>
     </w:p>
     <w:p>
@@ -6773,12 +7842,126 @@
     </w:p>
     <w:p>
       <w:pPr>
-        <w:widowControl w:val="0"/>
-        <w:spacing w:after="120"/>
-        <w:jc w:val="both"/>
-      </w:pPr>
-      <w:r>
-        <w:t>Заступи, спаси, помилуй і охорони нас, Боже, Твоєю благодаттю.</w:t>
+        <w:spacing w:after="120"/>
+      </w:pPr>
+      <w:r>
+        <w:rPr>
+          <w:rFonts w:ascii="Times New Roman" w:hAnsi="Times New Roman"/>
+          <w:sz w:val="24"/>
+        </w:rPr>
+        <w:t>Заступи,</w:t>
+      </w:r>
+      <w:r>
+        <w:rPr>
+          <w:rFonts w:ascii="Times New Roman" w:hAnsi="Times New Roman"/>
+          <w:sz w:val="24"/>
+        </w:rPr>
+        <w:t xml:space="preserve"> </w:t>
+      </w:r>
+      <w:r>
+        <w:rPr>
+          <w:rFonts w:ascii="Times New Roman" w:hAnsi="Times New Roman"/>
+          <w:sz w:val="24"/>
+        </w:rPr>
+        <w:t>спаси,</w:t>
+      </w:r>
+      <w:r>
+        <w:rPr>
+          <w:rFonts w:ascii="Times New Roman" w:hAnsi="Times New Roman"/>
+          <w:sz w:val="24"/>
+        </w:rPr>
+        <w:t xml:space="preserve"> </w:t>
+      </w:r>
+      <w:r>
+        <w:rPr>
+          <w:rFonts w:ascii="Times New Roman" w:hAnsi="Times New Roman"/>
+          <w:sz w:val="24"/>
+        </w:rPr>
+        <w:t>помилуй</w:t>
+      </w:r>
+      <w:r>
+        <w:rPr>
+          <w:rFonts w:ascii="Times New Roman" w:hAnsi="Times New Roman"/>
+          <w:sz w:val="24"/>
+        </w:rPr>
+        <w:t xml:space="preserve"> </w:t>
+      </w:r>
+      <w:r>
+        <w:rPr>
+          <w:rFonts w:ascii="Times New Roman" w:hAnsi="Times New Roman"/>
+          <w:sz w:val="24"/>
+        </w:rPr>
+        <w:t>і</w:t>
+      </w:r>
+      <w:r>
+        <w:rPr>
+          <w:rFonts w:ascii="Times New Roman" w:hAnsi="Times New Roman"/>
+          <w:sz w:val="24"/>
+        </w:rPr>
+        <w:t xml:space="preserve"> </w:t>
+      </w:r>
+      <w:r>
+        <w:rPr>
+          <w:rFonts w:ascii="Times New Roman" w:hAnsi="Times New Roman"/>
+          <w:sz w:val="24"/>
+        </w:rPr>
+        <w:t>охорони</w:t>
+      </w:r>
+      <w:r>
+        <w:rPr>
+          <w:rFonts w:ascii="Times New Roman" w:hAnsi="Times New Roman"/>
+          <w:sz w:val="24"/>
+        </w:rPr>
+        <w:t xml:space="preserve"> </w:t>
+      </w:r>
+      <w:r>
+        <w:rPr>
+          <w:rFonts w:ascii="Times New Roman" w:hAnsi="Times New Roman"/>
+          <w:sz w:val="24"/>
+        </w:rPr>
+        <w:t>нас,</w:t>
+      </w:r>
+      <w:r>
+        <w:rPr>
+          <w:rFonts w:ascii="Times New Roman" w:hAnsi="Times New Roman"/>
+          <w:sz w:val="24"/>
+        </w:rPr>
+        <w:t xml:space="preserve"> </w:t>
+      </w:r>
+      <w:r>
+        <w:rPr>
+          <w:rFonts w:ascii="Times New Roman" w:hAnsi="Times New Roman"/>
+          <w:sz w:val="24"/>
+        </w:rPr>
+        <w:t>Боже,</w:t>
+      </w:r>
+      <w:r>
+        <w:rPr>
+          <w:rFonts w:ascii="Times New Roman" w:hAnsi="Times New Roman"/>
+          <w:sz w:val="24"/>
+        </w:rPr>
+        <w:t xml:space="preserve"> </w:t>
+      </w:r>
+      <w:r>
+        <w:rPr>
+          <w:rFonts w:ascii="Times New Roman" w:hAnsi="Times New Roman"/>
+          <w:sz w:val="24"/>
+        </w:rPr>
+        <w:t>Твоєю</w:t>
+      </w:r>
+      <w:r>
+        <w:rPr>
+          <w:rFonts w:ascii="Times New Roman" w:hAnsi="Times New Roman"/>
+          <w:sz w:val="24"/>
+        </w:rPr>
+        <w:t xml:space="preserve"> </w:t>
+      </w:r>
+      <w:r>
+        <w:rPr>
+          <w:rFonts w:ascii="Times New Roman" w:hAnsi="Times New Roman"/>
+          <w:sz w:val="24"/>
+        </w:rPr>
+        <w:t>благодаттю</w:t>
       </w:r>
     </w:p>
     <w:p>
@@ -6942,11 +8125,126 @@
     </w:p>
     <w:p>
       <w:pPr>
-        <w:widowControl w:val="0"/>
-        <w:spacing w:after="120"/>
-      </w:pPr>
-      <w:r>
-        <w:t>Заступи, спаси, помилуй і охорони нас, Боже, Твоєю благодаттю.</w:t>
+        <w:spacing w:after="120"/>
+      </w:pPr>
+      <w:r>
+        <w:rPr>
+          <w:rFonts w:ascii="Times New Roman" w:hAnsi="Times New Roman"/>
+          <w:sz w:val="24"/>
+        </w:rPr>
+        <w:t>Заступи,</w:t>
+      </w:r>
+      <w:r>
+        <w:rPr>
+          <w:rFonts w:ascii="Times New Roman" w:hAnsi="Times New Roman"/>
+          <w:sz w:val="24"/>
+        </w:rPr>
+        <w:t xml:space="preserve"> </w:t>
+      </w:r>
+      <w:r>
+        <w:rPr>
+          <w:rFonts w:ascii="Times New Roman" w:hAnsi="Times New Roman"/>
+          <w:sz w:val="24"/>
+        </w:rPr>
+        <w:t>спаси,</w:t>
+      </w:r>
+      <w:r>
+        <w:rPr>
+          <w:rFonts w:ascii="Times New Roman" w:hAnsi="Times New Roman"/>
+          <w:sz w:val="24"/>
+        </w:rPr>
+        <w:t xml:space="preserve"> </w:t>
+      </w:r>
+      <w:r>
+        <w:rPr>
+          <w:rFonts w:ascii="Times New Roman" w:hAnsi="Times New Roman"/>
+          <w:sz w:val="24"/>
+        </w:rPr>
+        <w:t>помилуй</w:t>
+      </w:r>
+      <w:r>
+        <w:rPr>
+          <w:rFonts w:ascii="Times New Roman" w:hAnsi="Times New Roman"/>
+          <w:sz w:val="24"/>
+        </w:rPr>
+        <w:t xml:space="preserve"> </w:t>
+      </w:r>
+      <w:r>
+        <w:rPr>
+          <w:rFonts w:ascii="Times New Roman" w:hAnsi="Times New Roman"/>
+          <w:sz w:val="24"/>
+        </w:rPr>
+        <w:t>і</w:t>
+      </w:r>
+      <w:r>
+        <w:rPr>
+          <w:rFonts w:ascii="Times New Roman" w:hAnsi="Times New Roman"/>
+          <w:sz w:val="24"/>
+        </w:rPr>
+        <w:t xml:space="preserve"> </w:t>
+      </w:r>
+      <w:r>
+        <w:rPr>
+          <w:rFonts w:ascii="Times New Roman" w:hAnsi="Times New Roman"/>
+          <w:sz w:val="24"/>
+        </w:rPr>
+        <w:t>охорони</w:t>
+      </w:r>
+      <w:r>
+        <w:rPr>
+          <w:rFonts w:ascii="Times New Roman" w:hAnsi="Times New Roman"/>
+          <w:sz w:val="24"/>
+        </w:rPr>
+        <w:t xml:space="preserve"> </w:t>
+      </w:r>
+      <w:r>
+        <w:rPr>
+          <w:rFonts w:ascii="Times New Roman" w:hAnsi="Times New Roman"/>
+          <w:sz w:val="24"/>
+        </w:rPr>
+        <w:t>нас,</w:t>
+      </w:r>
+      <w:r>
+        <w:rPr>
+          <w:rFonts w:ascii="Times New Roman" w:hAnsi="Times New Roman"/>
+          <w:sz w:val="24"/>
+        </w:rPr>
+        <w:t xml:space="preserve"> </w:t>
+      </w:r>
+      <w:r>
+        <w:rPr>
+          <w:rFonts w:ascii="Times New Roman" w:hAnsi="Times New Roman"/>
+          <w:sz w:val="24"/>
+        </w:rPr>
+        <w:t>Боже,</w:t>
+      </w:r>
+      <w:r>
+        <w:rPr>
+          <w:rFonts w:ascii="Times New Roman" w:hAnsi="Times New Roman"/>
+          <w:sz w:val="24"/>
+        </w:rPr>
+        <w:t xml:space="preserve"> </w:t>
+      </w:r>
+      <w:r>
+        <w:rPr>
+          <w:rFonts w:ascii="Times New Roman" w:hAnsi="Times New Roman"/>
+          <w:sz w:val="24"/>
+        </w:rPr>
+        <w:t>Твоєю</w:t>
+      </w:r>
+      <w:r>
+        <w:rPr>
+          <w:rFonts w:ascii="Times New Roman" w:hAnsi="Times New Roman"/>
+          <w:sz w:val="24"/>
+        </w:rPr>
+        <w:t xml:space="preserve"> </w:t>
+      </w:r>
+      <w:r>
+        <w:rPr>
+          <w:rFonts w:ascii="Times New Roman" w:hAnsi="Times New Roman"/>
+          <w:sz w:val="24"/>
+        </w:rPr>
+        <w:t>благодаттю</w:t>
       </w:r>
     </w:p>
     <w:p>
@@ -7331,12 +8629,126 @@
     </w:p>
     <w:p>
       <w:pPr>
-        <w:widowControl w:val="0"/>
-        <w:spacing w:after="120"/>
-        <w:jc w:val="both"/>
-      </w:pPr>
-      <w:r>
-        <w:t>Заступи, спаси, помилуй і охорони нас, Боже, Твоєю благодаттю.</w:t>
+        <w:spacing w:after="120"/>
+      </w:pPr>
+      <w:r>
+        <w:rPr>
+          <w:rFonts w:ascii="Times New Roman" w:hAnsi="Times New Roman"/>
+          <w:sz w:val="24"/>
+        </w:rPr>
+        <w:t>Заступи,</w:t>
+      </w:r>
+      <w:r>
+        <w:rPr>
+          <w:rFonts w:ascii="Times New Roman" w:hAnsi="Times New Roman"/>
+          <w:sz w:val="24"/>
+        </w:rPr>
+        <w:t xml:space="preserve"> </w:t>
+      </w:r>
+      <w:r>
+        <w:rPr>
+          <w:rFonts w:ascii="Times New Roman" w:hAnsi="Times New Roman"/>
+          <w:sz w:val="24"/>
+        </w:rPr>
+        <w:t>спаси,</w:t>
+      </w:r>
+      <w:r>
+        <w:rPr>
+          <w:rFonts w:ascii="Times New Roman" w:hAnsi="Times New Roman"/>
+          <w:sz w:val="24"/>
+        </w:rPr>
+        <w:t xml:space="preserve"> </w:t>
+      </w:r>
+      <w:r>
+        <w:rPr>
+          <w:rFonts w:ascii="Times New Roman" w:hAnsi="Times New Roman"/>
+          <w:sz w:val="24"/>
+        </w:rPr>
+        <w:t>помилуй</w:t>
+      </w:r>
+      <w:r>
+        <w:rPr>
+          <w:rFonts w:ascii="Times New Roman" w:hAnsi="Times New Roman"/>
+          <w:sz w:val="24"/>
+        </w:rPr>
+        <w:t xml:space="preserve"> </w:t>
+      </w:r>
+      <w:r>
+        <w:rPr>
+          <w:rFonts w:ascii="Times New Roman" w:hAnsi="Times New Roman"/>
+          <w:sz w:val="24"/>
+        </w:rPr>
+        <w:t>і</w:t>
+      </w:r>
+      <w:r>
+        <w:rPr>
+          <w:rFonts w:ascii="Times New Roman" w:hAnsi="Times New Roman"/>
+          <w:sz w:val="24"/>
+        </w:rPr>
+        <w:t xml:space="preserve"> </w:t>
+      </w:r>
+      <w:r>
+        <w:rPr>
+          <w:rFonts w:ascii="Times New Roman" w:hAnsi="Times New Roman"/>
+          <w:sz w:val="24"/>
+        </w:rPr>
+        <w:t>охорони</w:t>
+      </w:r>
+      <w:r>
+        <w:rPr>
+          <w:rFonts w:ascii="Times New Roman" w:hAnsi="Times New Roman"/>
+          <w:sz w:val="24"/>
+        </w:rPr>
+        <w:t xml:space="preserve"> </w:t>
+      </w:r>
+      <w:r>
+        <w:rPr>
+          <w:rFonts w:ascii="Times New Roman" w:hAnsi="Times New Roman"/>
+          <w:sz w:val="24"/>
+        </w:rPr>
+        <w:t>нас,</w:t>
+      </w:r>
+      <w:r>
+        <w:rPr>
+          <w:rFonts w:ascii="Times New Roman" w:hAnsi="Times New Roman"/>
+          <w:sz w:val="24"/>
+        </w:rPr>
+        <w:t xml:space="preserve"> </w:t>
+      </w:r>
+      <w:r>
+        <w:rPr>
+          <w:rFonts w:ascii="Times New Roman" w:hAnsi="Times New Roman"/>
+          <w:sz w:val="24"/>
+        </w:rPr>
+        <w:t>Боже,</w:t>
+      </w:r>
+      <w:r>
+        <w:rPr>
+          <w:rFonts w:ascii="Times New Roman" w:hAnsi="Times New Roman"/>
+          <w:sz w:val="24"/>
+        </w:rPr>
+        <w:t xml:space="preserve"> </w:t>
+      </w:r>
+      <w:r>
+        <w:rPr>
+          <w:rFonts w:ascii="Times New Roman" w:hAnsi="Times New Roman"/>
+          <w:sz w:val="24"/>
+        </w:rPr>
+        <w:t>Твоєю</w:t>
+      </w:r>
+      <w:r>
+        <w:rPr>
+          <w:rFonts w:ascii="Times New Roman" w:hAnsi="Times New Roman"/>
+          <w:sz w:val="24"/>
+        </w:rPr>
+        <w:t xml:space="preserve"> </w:t>
+      </w:r>
+      <w:r>
+        <w:rPr>
+          <w:rFonts w:ascii="Times New Roman" w:hAnsi="Times New Roman"/>
+          <w:sz w:val="24"/>
+        </w:rPr>
+        <w:t>благодаттю</w:t>
       </w:r>
     </w:p>
     <w:p>
@@ -7950,95 +9362,1692 @@
     </w:p>
     <w:p>
       <w:pPr>
-        <w:widowControl w:val="0"/>
-        <w:spacing w:after="120"/>
-        <w:jc w:val="both"/>
-      </w:pPr>
-      <w:r>
-        <w:t>Вірую, Господи, і ісповідую, що Ти єси воістину Христос, Син Бога живого, що прийшов у світ грішників спасти, з яких перший (перша) я.</w:t>
-      </w:r>
-    </w:p>
-    <w:p>
-      <w:pPr>
-        <w:widowControl w:val="0"/>
-        <w:spacing w:after="120"/>
-        <w:jc w:val="both"/>
-      </w:pPr>
-      <w:r>
-        <w:t>Вечері Твоєї тайної днесь, Сину Божий, мене причасника (причасницю) прийми, бо ворогам твоїм тайни не повім і поцілунку не дам Тобі, як Юда, але, як розбійник, сповідаюся Тобі:</w:t>
-      </w:r>
-    </w:p>
-    <w:p>
-      <w:pPr>
-        <w:widowControl w:val="0"/>
-        <w:spacing w:after="120"/>
-        <w:jc w:val="both"/>
-      </w:pPr>
-      <w:r>
-        <w:t>Пом’яни мене, Господи, коли прийдеш, у царстві твоїм.</w:t>
-      </w:r>
-    </w:p>
-    <w:p>
-      <w:pPr>
-        <w:widowControl w:val="0"/>
-        <w:spacing w:after="120"/>
-        <w:jc w:val="both"/>
-      </w:pPr>
-      <w:r>
-        <w:t>Пом’яни мене, Владико, коли прийдеш, у царстві твоїм.</w:t>
-      </w:r>
-    </w:p>
-    <w:p>
-      <w:pPr>
-        <w:widowControl w:val="0"/>
-        <w:spacing w:after="120"/>
-        <w:jc w:val="both"/>
-      </w:pPr>
-      <w:r>
-        <w:t>Пом’яни мене,</w:t>
-      </w:r>
-      <w:r>
-        <w:t xml:space="preserve"> Святий, коли прийдеш, у царстві твоїм.</w:t>
-      </w:r>
-    </w:p>
-    <w:p>
-      <w:pPr>
-        <w:widowControl w:val="0"/>
-        <w:spacing w:after="120"/>
-        <w:jc w:val="both"/>
-      </w:pPr>
-      <w:r>
-        <w:t>Нехай не на суд і не в осудження буде мені причастя святих твоїх таїн, Господи, а на зцілення душі і тіла.</w:t>
-      </w:r>
-    </w:p>
-    <w:p>
-      <w:pPr>
-        <w:widowControl w:val="0"/>
-        <w:spacing w:after="120"/>
-        <w:jc w:val="both"/>
-      </w:pPr>
-      <w:r>
-        <w:t>Боже, милостивий будь мені, грішному (грішній).</w:t>
-      </w:r>
-    </w:p>
-    <w:p>
-      <w:pPr>
-        <w:widowControl w:val="0"/>
-        <w:spacing w:after="120"/>
-        <w:jc w:val="both"/>
-      </w:pPr>
-      <w:r>
-        <w:t>Боже, очисти мої гріхи і помилуй мене.</w:t>
-      </w:r>
-    </w:p>
-    <w:p>
-      <w:pPr>
-        <w:widowControl w:val="0"/>
-        <w:spacing w:after="120"/>
-        <w:jc w:val="both"/>
-      </w:pPr>
-      <w:r>
-        <w:t>Без числа нагрішив (нагрішила) я, Господи, прости мені.</w:t>
+        <w:spacing w:after="120"/>
+      </w:pPr>
+      <w:r>
+        <w:rPr>
+          <w:rFonts w:ascii="Times New Roman" w:hAnsi="Times New Roman"/>
+          <w:sz w:val="24"/>
+        </w:rPr>
+        <w:t>Вíрую,</w:t>
+      </w:r>
+      <w:r>
+        <w:rPr>
+          <w:rFonts w:ascii="Times New Roman" w:hAnsi="Times New Roman"/>
+          <w:sz w:val="24"/>
+        </w:rPr>
+        <w:t xml:space="preserve"> </w:t>
+      </w:r>
+      <w:r>
+        <w:rPr>
+          <w:rFonts w:ascii="Times New Roman" w:hAnsi="Times New Roman"/>
+          <w:sz w:val="24"/>
+        </w:rPr>
+        <w:t>Го́споди,</w:t>
+      </w:r>
+      <w:r>
+        <w:rPr>
+          <w:rFonts w:ascii="Times New Roman" w:hAnsi="Times New Roman"/>
+          <w:sz w:val="24"/>
+        </w:rPr>
+        <w:t xml:space="preserve"> </w:t>
+      </w:r>
+      <w:r>
+        <w:rPr>
+          <w:rFonts w:ascii="Times New Roman" w:hAnsi="Times New Roman"/>
+          <w:sz w:val="24"/>
+        </w:rPr>
+        <w:t>і</w:t>
+      </w:r>
+      <w:r>
+        <w:rPr>
+          <w:rFonts w:ascii="Times New Roman" w:hAnsi="Times New Roman"/>
+          <w:sz w:val="24"/>
+        </w:rPr>
+        <w:t xml:space="preserve"> </w:t>
+      </w:r>
+      <w:r>
+        <w:rPr>
+          <w:rFonts w:ascii="Times New Roman" w:hAnsi="Times New Roman"/>
+          <w:sz w:val="24"/>
+        </w:rPr>
+        <w:t>ісповíдую,</w:t>
+      </w:r>
+      <w:r>
+        <w:rPr>
+          <w:rFonts w:ascii="Times New Roman" w:hAnsi="Times New Roman"/>
+          <w:sz w:val="24"/>
+        </w:rPr>
+        <w:t xml:space="preserve"> </w:t>
+      </w:r>
+      <w:r>
+        <w:rPr>
+          <w:rFonts w:ascii="Times New Roman" w:hAnsi="Times New Roman"/>
+          <w:sz w:val="24"/>
+        </w:rPr>
+        <w:t>що</w:t>
+      </w:r>
+      <w:r>
+        <w:rPr>
+          <w:rFonts w:ascii="Times New Roman" w:hAnsi="Times New Roman"/>
+          <w:sz w:val="24"/>
+        </w:rPr>
+        <w:t xml:space="preserve"> </w:t>
+      </w:r>
+      <w:r>
+        <w:rPr>
+          <w:rFonts w:ascii="Times New Roman" w:hAnsi="Times New Roman"/>
+          <w:sz w:val="24"/>
+        </w:rPr>
+        <w:t>Ти</w:t>
+      </w:r>
+      <w:r>
+        <w:rPr>
+          <w:rFonts w:ascii="Times New Roman" w:hAnsi="Times New Roman"/>
+          <w:sz w:val="24"/>
+        </w:rPr>
+        <w:t xml:space="preserve"> </w:t>
+      </w:r>
+      <w:r>
+        <w:rPr>
+          <w:rFonts w:ascii="Times New Roman" w:hAnsi="Times New Roman"/>
+          <w:sz w:val="24"/>
+        </w:rPr>
+        <w:t>—</w:t>
+      </w:r>
+      <w:r>
+        <w:rPr>
+          <w:rFonts w:ascii="Times New Roman" w:hAnsi="Times New Roman"/>
+          <w:sz w:val="24"/>
+        </w:rPr>
+        <w:t xml:space="preserve"> </w:t>
+      </w:r>
+      <w:r>
+        <w:rPr>
+          <w:rFonts w:ascii="Times New Roman" w:hAnsi="Times New Roman"/>
+          <w:sz w:val="24"/>
+        </w:rPr>
+        <w:t>воíстину</w:t>
+      </w:r>
+      <w:r>
+        <w:rPr>
+          <w:rFonts w:ascii="Times New Roman" w:hAnsi="Times New Roman"/>
+          <w:sz w:val="24"/>
+        </w:rPr>
+        <w:t xml:space="preserve"> </w:t>
+      </w:r>
+      <w:r>
+        <w:rPr>
+          <w:rFonts w:ascii="Times New Roman" w:hAnsi="Times New Roman"/>
+          <w:sz w:val="24"/>
+        </w:rPr>
+        <w:t>Христо́с,</w:t>
+      </w:r>
+      <w:r>
+        <w:rPr>
+          <w:rFonts w:ascii="Times New Roman" w:hAnsi="Times New Roman"/>
+          <w:sz w:val="24"/>
+        </w:rPr>
+        <w:t xml:space="preserve"> </w:t>
+      </w:r>
+      <w:r>
+        <w:rPr>
+          <w:rFonts w:ascii="Times New Roman" w:hAnsi="Times New Roman"/>
+          <w:sz w:val="24"/>
+        </w:rPr>
+        <w:t>Син</w:t>
+      </w:r>
+      <w:r>
+        <w:rPr>
+          <w:rFonts w:ascii="Times New Roman" w:hAnsi="Times New Roman"/>
+          <w:sz w:val="24"/>
+        </w:rPr>
+        <w:t xml:space="preserve"> </w:t>
+      </w:r>
+      <w:r>
+        <w:rPr>
+          <w:rFonts w:ascii="Times New Roman" w:hAnsi="Times New Roman"/>
+          <w:sz w:val="24"/>
+        </w:rPr>
+        <w:t>Бо́га</w:t>
+      </w:r>
+      <w:r>
+        <w:rPr>
+          <w:rFonts w:ascii="Times New Roman" w:hAnsi="Times New Roman"/>
+          <w:sz w:val="24"/>
+        </w:rPr>
+        <w:t xml:space="preserve"> </w:t>
+      </w:r>
+      <w:r>
+        <w:rPr>
+          <w:rFonts w:ascii="Times New Roman" w:hAnsi="Times New Roman"/>
+          <w:sz w:val="24"/>
+        </w:rPr>
+        <w:t>живо́го,</w:t>
+      </w:r>
+      <w:r>
+        <w:rPr>
+          <w:rFonts w:ascii="Times New Roman" w:hAnsi="Times New Roman"/>
+          <w:sz w:val="24"/>
+        </w:rPr>
+        <w:t xml:space="preserve"> </w:t>
+      </w:r>
+      <w:r>
+        <w:rPr>
+          <w:rFonts w:ascii="Times New Roman" w:hAnsi="Times New Roman"/>
+          <w:sz w:val="24"/>
+        </w:rPr>
+        <w:t>що</w:t>
+      </w:r>
+      <w:r>
+        <w:rPr>
+          <w:rFonts w:ascii="Times New Roman" w:hAnsi="Times New Roman"/>
+          <w:sz w:val="24"/>
+        </w:rPr>
+        <w:t xml:space="preserve"> </w:t>
+      </w:r>
+      <w:r>
+        <w:rPr>
+          <w:rFonts w:ascii="Times New Roman" w:hAnsi="Times New Roman"/>
+          <w:sz w:val="24"/>
+        </w:rPr>
+        <w:t>прийшо́в</w:t>
+      </w:r>
+      <w:r>
+        <w:rPr>
+          <w:rFonts w:ascii="Times New Roman" w:hAnsi="Times New Roman"/>
+          <w:sz w:val="24"/>
+        </w:rPr>
+        <w:t xml:space="preserve"> </w:t>
+      </w:r>
+      <w:r>
+        <w:rPr>
+          <w:rFonts w:ascii="Times New Roman" w:hAnsi="Times New Roman"/>
+          <w:sz w:val="24"/>
+        </w:rPr>
+        <w:t>у</w:t>
+      </w:r>
+      <w:r>
+        <w:rPr>
+          <w:rFonts w:ascii="Times New Roman" w:hAnsi="Times New Roman"/>
+          <w:sz w:val="24"/>
+        </w:rPr>
+        <w:t xml:space="preserve"> </w:t>
+      </w:r>
+      <w:r>
+        <w:rPr>
+          <w:rFonts w:ascii="Times New Roman" w:hAnsi="Times New Roman"/>
+          <w:sz w:val="24"/>
+        </w:rPr>
+        <w:t>світ</w:t>
+      </w:r>
+      <w:r>
+        <w:rPr>
+          <w:rFonts w:ascii="Times New Roman" w:hAnsi="Times New Roman"/>
+          <w:sz w:val="24"/>
+        </w:rPr>
+        <w:t xml:space="preserve"> </w:t>
+      </w:r>
+      <w:r>
+        <w:rPr>
+          <w:rFonts w:ascii="Times New Roman" w:hAnsi="Times New Roman"/>
+          <w:sz w:val="24"/>
+        </w:rPr>
+        <w:t>грíшників</w:t>
+      </w:r>
+      <w:r>
+        <w:rPr>
+          <w:rFonts w:ascii="Times New Roman" w:hAnsi="Times New Roman"/>
+          <w:sz w:val="24"/>
+        </w:rPr>
+        <w:t xml:space="preserve"> </w:t>
+      </w:r>
+      <w:r>
+        <w:rPr>
+          <w:rFonts w:ascii="Times New Roman" w:hAnsi="Times New Roman"/>
+          <w:sz w:val="24"/>
+        </w:rPr>
+        <w:t>спасти́,</w:t>
+      </w:r>
+      <w:r>
+        <w:rPr>
+          <w:rFonts w:ascii="Times New Roman" w:hAnsi="Times New Roman"/>
+          <w:sz w:val="24"/>
+        </w:rPr>
+        <w:t xml:space="preserve"> </w:t>
+      </w:r>
+      <w:r>
+        <w:rPr>
+          <w:rFonts w:ascii="Times New Roman" w:hAnsi="Times New Roman"/>
+          <w:sz w:val="24"/>
+        </w:rPr>
+        <w:t>з</w:t>
+      </w:r>
+      <w:r>
+        <w:rPr>
+          <w:rFonts w:ascii="Times New Roman" w:hAnsi="Times New Roman"/>
+          <w:sz w:val="24"/>
+        </w:rPr>
+        <w:t xml:space="preserve"> </w:t>
+      </w:r>
+      <w:r>
+        <w:rPr>
+          <w:rFonts w:ascii="Times New Roman" w:hAnsi="Times New Roman"/>
+          <w:sz w:val="24"/>
+        </w:rPr>
+        <w:t>яки́х</w:t>
+      </w:r>
+      <w:r>
+        <w:rPr>
+          <w:rFonts w:ascii="Times New Roman" w:hAnsi="Times New Roman"/>
+          <w:sz w:val="24"/>
+        </w:rPr>
+        <w:t xml:space="preserve"> </w:t>
+      </w:r>
+      <w:r>
+        <w:rPr>
+          <w:rFonts w:ascii="Times New Roman" w:hAnsi="Times New Roman"/>
+          <w:sz w:val="24"/>
+        </w:rPr>
+        <w:t>пе́рший</w:t>
+      </w:r>
+      <w:r>
+        <w:rPr>
+          <w:rFonts w:ascii="Times New Roman" w:hAnsi="Times New Roman"/>
+          <w:sz w:val="24"/>
+        </w:rPr>
+        <w:t xml:space="preserve"> </w:t>
+      </w:r>
+      <w:r>
+        <w:rPr>
+          <w:rFonts w:ascii="Times New Roman" w:hAnsi="Times New Roman"/>
+          <w:sz w:val="24"/>
+        </w:rPr>
+        <w:t>(пе́рша)</w:t>
+      </w:r>
+      <w:r>
+        <w:rPr>
+          <w:rFonts w:ascii="Times New Roman" w:hAnsi="Times New Roman"/>
+          <w:sz w:val="24"/>
+        </w:rPr>
+        <w:t xml:space="preserve"> </w:t>
+      </w:r>
+      <w:r>
+        <w:rPr>
+          <w:rFonts w:ascii="Times New Roman" w:hAnsi="Times New Roman"/>
+          <w:sz w:val="24"/>
+        </w:rPr>
+        <w:t>—</w:t>
+      </w:r>
+      <w:r>
+        <w:rPr>
+          <w:rFonts w:ascii="Times New Roman" w:hAnsi="Times New Roman"/>
+          <w:sz w:val="24"/>
+        </w:rPr>
+        <w:t xml:space="preserve"> </w:t>
+      </w:r>
+      <w:r>
+        <w:rPr>
+          <w:rFonts w:ascii="Times New Roman" w:hAnsi="Times New Roman"/>
+          <w:sz w:val="24"/>
+        </w:rPr>
+        <w:t>я.</w:t>
+      </w:r>
+    </w:p>
+    <w:p>
+      <w:pPr>
+        <w:spacing w:after="120"/>
+      </w:pPr>
+      <w:r>
+        <w:rPr>
+          <w:rFonts w:ascii="Times New Roman" w:hAnsi="Times New Roman"/>
+          <w:sz w:val="24"/>
+        </w:rPr>
+        <w:t>Вече́рі</w:t>
+      </w:r>
+      <w:r>
+        <w:rPr>
+          <w:rFonts w:ascii="Times New Roman" w:hAnsi="Times New Roman"/>
+          <w:sz w:val="24"/>
+        </w:rPr>
+        <w:t xml:space="preserve"> </w:t>
+      </w:r>
+      <w:r>
+        <w:rPr>
+          <w:rFonts w:ascii="Times New Roman" w:hAnsi="Times New Roman"/>
+          <w:sz w:val="24"/>
+        </w:rPr>
+        <w:t>Твоє́ї</w:t>
+      </w:r>
+      <w:r>
+        <w:rPr>
+          <w:rFonts w:ascii="Times New Roman" w:hAnsi="Times New Roman"/>
+          <w:sz w:val="24"/>
+        </w:rPr>
+        <w:t xml:space="preserve"> </w:t>
+      </w:r>
+      <w:r>
+        <w:rPr>
+          <w:rFonts w:ascii="Times New Roman" w:hAnsi="Times New Roman"/>
+          <w:sz w:val="24"/>
+        </w:rPr>
+        <w:t>та́йної</w:t>
+      </w:r>
+      <w:r>
+        <w:rPr>
+          <w:rFonts w:ascii="Times New Roman" w:hAnsi="Times New Roman"/>
+          <w:sz w:val="24"/>
+        </w:rPr>
+        <w:t xml:space="preserve"> </w:t>
+      </w:r>
+      <w:r>
+        <w:rPr>
+          <w:rFonts w:ascii="Times New Roman" w:hAnsi="Times New Roman"/>
+          <w:sz w:val="24"/>
+        </w:rPr>
+        <w:t>сього́дні,</w:t>
+      </w:r>
+      <w:r>
+        <w:rPr>
+          <w:rFonts w:ascii="Times New Roman" w:hAnsi="Times New Roman"/>
+          <w:sz w:val="24"/>
+        </w:rPr>
+        <w:t xml:space="preserve"> </w:t>
+      </w:r>
+      <w:r>
+        <w:rPr>
+          <w:rFonts w:ascii="Times New Roman" w:hAnsi="Times New Roman"/>
+          <w:sz w:val="24"/>
+        </w:rPr>
+        <w:t>Си́ну</w:t>
+      </w:r>
+      <w:r>
+        <w:rPr>
+          <w:rFonts w:ascii="Times New Roman" w:hAnsi="Times New Roman"/>
+          <w:sz w:val="24"/>
+        </w:rPr>
+        <w:t xml:space="preserve"> </w:t>
+      </w:r>
+      <w:r>
+        <w:rPr>
+          <w:rFonts w:ascii="Times New Roman" w:hAnsi="Times New Roman"/>
+          <w:sz w:val="24"/>
+        </w:rPr>
+        <w:t>Бо́жий,</w:t>
+      </w:r>
+      <w:r>
+        <w:rPr>
+          <w:rFonts w:ascii="Times New Roman" w:hAnsi="Times New Roman"/>
+          <w:sz w:val="24"/>
+        </w:rPr>
+        <w:t xml:space="preserve"> </w:t>
+      </w:r>
+      <w:r>
+        <w:rPr>
+          <w:rFonts w:ascii="Times New Roman" w:hAnsi="Times New Roman"/>
+          <w:sz w:val="24"/>
+        </w:rPr>
+        <w:t>мене́,</w:t>
+      </w:r>
+      <w:r>
+        <w:rPr>
+          <w:rFonts w:ascii="Times New Roman" w:hAnsi="Times New Roman"/>
+          <w:sz w:val="24"/>
+        </w:rPr>
+        <w:t xml:space="preserve"> </w:t>
+      </w:r>
+      <w:r>
+        <w:rPr>
+          <w:rFonts w:ascii="Times New Roman" w:hAnsi="Times New Roman"/>
+          <w:sz w:val="24"/>
+        </w:rPr>
+        <w:t>прича́сника</w:t>
+      </w:r>
+      <w:r>
+        <w:rPr>
+          <w:rFonts w:ascii="Times New Roman" w:hAnsi="Times New Roman"/>
+          <w:sz w:val="24"/>
+        </w:rPr>
+        <w:t xml:space="preserve"> </w:t>
+      </w:r>
+      <w:r>
+        <w:rPr>
+          <w:rFonts w:ascii="Times New Roman" w:hAnsi="Times New Roman"/>
+          <w:sz w:val="24"/>
+        </w:rPr>
+        <w:t>(прича́сницю),</w:t>
+      </w:r>
+      <w:r>
+        <w:rPr>
+          <w:rFonts w:ascii="Times New Roman" w:hAnsi="Times New Roman"/>
+          <w:sz w:val="24"/>
+        </w:rPr>
+        <w:t xml:space="preserve"> </w:t>
+      </w:r>
+      <w:r>
+        <w:rPr>
+          <w:rFonts w:ascii="Times New Roman" w:hAnsi="Times New Roman"/>
+          <w:sz w:val="24"/>
+        </w:rPr>
+        <w:t>прийми́,</w:t>
+      </w:r>
+      <w:r>
+        <w:rPr>
+          <w:rFonts w:ascii="Times New Roman" w:hAnsi="Times New Roman"/>
+          <w:sz w:val="24"/>
+        </w:rPr>
+        <w:t xml:space="preserve"> </w:t>
+      </w:r>
+      <w:r>
+        <w:rPr>
+          <w:rFonts w:ascii="Times New Roman" w:hAnsi="Times New Roman"/>
+          <w:sz w:val="24"/>
+        </w:rPr>
+        <w:t>бо</w:t>
+      </w:r>
+      <w:r>
+        <w:rPr>
+          <w:rFonts w:ascii="Times New Roman" w:hAnsi="Times New Roman"/>
+          <w:sz w:val="24"/>
+        </w:rPr>
+        <w:t xml:space="preserve"> </w:t>
+      </w:r>
+      <w:r>
+        <w:rPr>
+          <w:rFonts w:ascii="Times New Roman" w:hAnsi="Times New Roman"/>
+          <w:sz w:val="24"/>
+        </w:rPr>
+        <w:t>ворога́м</w:t>
+      </w:r>
+      <w:r>
+        <w:rPr>
+          <w:rFonts w:ascii="Times New Roman" w:hAnsi="Times New Roman"/>
+          <w:sz w:val="24"/>
+        </w:rPr>
+        <w:t xml:space="preserve"> </w:t>
+      </w:r>
+      <w:r>
+        <w:rPr>
+          <w:rFonts w:ascii="Times New Roman" w:hAnsi="Times New Roman"/>
+          <w:sz w:val="24"/>
+        </w:rPr>
+        <w:t>Твої́м</w:t>
+      </w:r>
+      <w:r>
+        <w:rPr>
+          <w:rFonts w:ascii="Times New Roman" w:hAnsi="Times New Roman"/>
+          <w:sz w:val="24"/>
+        </w:rPr>
+        <w:t xml:space="preserve"> </w:t>
+      </w:r>
+      <w:r>
+        <w:rPr>
+          <w:rFonts w:ascii="Times New Roman" w:hAnsi="Times New Roman"/>
+          <w:sz w:val="24"/>
+        </w:rPr>
+        <w:t>та́йни</w:t>
+      </w:r>
+      <w:r>
+        <w:rPr>
+          <w:rFonts w:ascii="Times New Roman" w:hAnsi="Times New Roman"/>
+          <w:sz w:val="24"/>
+        </w:rPr>
+        <w:t xml:space="preserve"> </w:t>
+      </w:r>
+      <w:r>
+        <w:rPr>
+          <w:rFonts w:ascii="Times New Roman" w:hAnsi="Times New Roman"/>
+          <w:sz w:val="24"/>
+        </w:rPr>
+        <w:t>не</w:t>
+      </w:r>
+      <w:r>
+        <w:rPr>
+          <w:rFonts w:ascii="Times New Roman" w:hAnsi="Times New Roman"/>
+          <w:sz w:val="24"/>
+        </w:rPr>
+        <w:t xml:space="preserve"> </w:t>
+      </w:r>
+      <w:r>
+        <w:rPr>
+          <w:rFonts w:ascii="Times New Roman" w:hAnsi="Times New Roman"/>
+          <w:sz w:val="24"/>
+        </w:rPr>
+        <w:t>повíм</w:t>
+      </w:r>
+      <w:r>
+        <w:rPr>
+          <w:rFonts w:ascii="Times New Roman" w:hAnsi="Times New Roman"/>
+          <w:sz w:val="24"/>
+        </w:rPr>
+        <w:t xml:space="preserve"> </w:t>
+      </w:r>
+      <w:r>
+        <w:rPr>
+          <w:rFonts w:ascii="Times New Roman" w:hAnsi="Times New Roman"/>
+          <w:sz w:val="24"/>
+        </w:rPr>
+        <w:t>і</w:t>
+      </w:r>
+      <w:r>
+        <w:rPr>
+          <w:rFonts w:ascii="Times New Roman" w:hAnsi="Times New Roman"/>
+          <w:sz w:val="24"/>
+        </w:rPr>
+        <w:t xml:space="preserve"> </w:t>
+      </w:r>
+      <w:r>
+        <w:rPr>
+          <w:rFonts w:ascii="Times New Roman" w:hAnsi="Times New Roman"/>
+          <w:sz w:val="24"/>
+        </w:rPr>
+        <w:t>поцілу́нку</w:t>
+      </w:r>
+      <w:r>
+        <w:rPr>
+          <w:rFonts w:ascii="Times New Roman" w:hAnsi="Times New Roman"/>
+          <w:sz w:val="24"/>
+        </w:rPr>
+        <w:t xml:space="preserve"> </w:t>
+      </w:r>
+      <w:r>
+        <w:rPr>
+          <w:rFonts w:ascii="Times New Roman" w:hAnsi="Times New Roman"/>
+          <w:sz w:val="24"/>
+        </w:rPr>
+        <w:t>не</w:t>
+      </w:r>
+      <w:r>
+        <w:rPr>
+          <w:rFonts w:ascii="Times New Roman" w:hAnsi="Times New Roman"/>
+          <w:sz w:val="24"/>
+        </w:rPr>
+        <w:t xml:space="preserve"> </w:t>
+      </w:r>
+      <w:r>
+        <w:rPr>
+          <w:rFonts w:ascii="Times New Roman" w:hAnsi="Times New Roman"/>
+          <w:sz w:val="24"/>
+        </w:rPr>
+        <w:t>дам</w:t>
+      </w:r>
+      <w:r>
+        <w:rPr>
+          <w:rFonts w:ascii="Times New Roman" w:hAnsi="Times New Roman"/>
+          <w:sz w:val="24"/>
+        </w:rPr>
+        <w:t xml:space="preserve"> </w:t>
+      </w:r>
+      <w:r>
+        <w:rPr>
+          <w:rFonts w:ascii="Times New Roman" w:hAnsi="Times New Roman"/>
+          <w:sz w:val="24"/>
+        </w:rPr>
+        <w:t>Тобí,</w:t>
+      </w:r>
+      <w:r>
+        <w:rPr>
+          <w:rFonts w:ascii="Times New Roman" w:hAnsi="Times New Roman"/>
+          <w:sz w:val="24"/>
+        </w:rPr>
+        <w:t xml:space="preserve"> </w:t>
+      </w:r>
+      <w:r>
+        <w:rPr>
+          <w:rFonts w:ascii="Times New Roman" w:hAnsi="Times New Roman"/>
+          <w:sz w:val="24"/>
+        </w:rPr>
+        <w:t>як</w:t>
+      </w:r>
+      <w:r>
+        <w:rPr>
+          <w:rFonts w:ascii="Times New Roman" w:hAnsi="Times New Roman"/>
+          <w:sz w:val="24"/>
+        </w:rPr>
+        <w:t xml:space="preserve"> </w:t>
+      </w:r>
+      <w:r>
+        <w:rPr>
+          <w:rFonts w:ascii="Times New Roman" w:hAnsi="Times New Roman"/>
+          <w:sz w:val="24"/>
+        </w:rPr>
+        <w:t>Ю́да,</w:t>
+      </w:r>
+      <w:r>
+        <w:rPr>
+          <w:rFonts w:ascii="Times New Roman" w:hAnsi="Times New Roman"/>
+          <w:sz w:val="24"/>
+        </w:rPr>
+        <w:t xml:space="preserve"> </w:t>
+      </w:r>
+      <w:r>
+        <w:rPr>
+          <w:rFonts w:ascii="Times New Roman" w:hAnsi="Times New Roman"/>
+          <w:sz w:val="24"/>
+        </w:rPr>
+        <w:t>але́,</w:t>
+      </w:r>
+      <w:r>
+        <w:rPr>
+          <w:rFonts w:ascii="Times New Roman" w:hAnsi="Times New Roman"/>
+          <w:sz w:val="24"/>
+        </w:rPr>
+        <w:t xml:space="preserve"> </w:t>
+      </w:r>
+      <w:r>
+        <w:rPr>
+          <w:rFonts w:ascii="Times New Roman" w:hAnsi="Times New Roman"/>
+          <w:sz w:val="24"/>
+        </w:rPr>
+        <w:t>як</w:t>
+      </w:r>
+      <w:r>
+        <w:rPr>
+          <w:rFonts w:ascii="Times New Roman" w:hAnsi="Times New Roman"/>
+          <w:sz w:val="24"/>
+        </w:rPr>
+        <w:t xml:space="preserve"> </w:t>
+      </w:r>
+      <w:r>
+        <w:rPr>
+          <w:rFonts w:ascii="Times New Roman" w:hAnsi="Times New Roman"/>
+          <w:sz w:val="24"/>
+        </w:rPr>
+        <w:t>розбíйник,</w:t>
+      </w:r>
+      <w:r>
+        <w:rPr>
+          <w:rFonts w:ascii="Times New Roman" w:hAnsi="Times New Roman"/>
+          <w:sz w:val="24"/>
+        </w:rPr>
+        <w:t xml:space="preserve"> </w:t>
+      </w:r>
+      <w:r>
+        <w:rPr>
+          <w:rFonts w:ascii="Times New Roman" w:hAnsi="Times New Roman"/>
+          <w:sz w:val="24"/>
+        </w:rPr>
+        <w:t>ісповíдую</w:t>
+      </w:r>
+      <w:r>
+        <w:rPr>
+          <w:rFonts w:ascii="Times New Roman" w:hAnsi="Times New Roman"/>
+          <w:sz w:val="24"/>
+        </w:rPr>
+        <w:t xml:space="preserve"> </w:t>
+      </w:r>
+      <w:r>
+        <w:rPr>
+          <w:rFonts w:ascii="Times New Roman" w:hAnsi="Times New Roman"/>
+          <w:sz w:val="24"/>
+        </w:rPr>
+        <w:t>Тебе́:</w:t>
+      </w:r>
+    </w:p>
+    <w:p>
+      <w:pPr>
+        <w:spacing w:after="120"/>
+      </w:pPr>
+      <w:r>
+        <w:rPr>
+          <w:rFonts w:ascii="Times New Roman" w:hAnsi="Times New Roman"/>
+          <w:sz w:val="24"/>
+        </w:rPr>
+        <w:t>Пом’яни́</w:t>
+      </w:r>
+      <w:r>
+        <w:rPr>
+          <w:rFonts w:ascii="Times New Roman" w:hAnsi="Times New Roman"/>
+          <w:sz w:val="24"/>
+        </w:rPr>
+        <w:t xml:space="preserve"> </w:t>
+      </w:r>
+      <w:r>
+        <w:rPr>
+          <w:rFonts w:ascii="Times New Roman" w:hAnsi="Times New Roman"/>
+          <w:sz w:val="24"/>
+        </w:rPr>
+        <w:t>мене́,</w:t>
+      </w:r>
+      <w:r>
+        <w:rPr>
+          <w:rFonts w:ascii="Times New Roman" w:hAnsi="Times New Roman"/>
+          <w:sz w:val="24"/>
+        </w:rPr>
+        <w:t xml:space="preserve"> </w:t>
+      </w:r>
+      <w:r>
+        <w:rPr>
+          <w:rFonts w:ascii="Times New Roman" w:hAnsi="Times New Roman"/>
+          <w:sz w:val="24"/>
+        </w:rPr>
+        <w:t>Го́споди,</w:t>
+      </w:r>
+      <w:r>
+        <w:rPr>
+          <w:rFonts w:ascii="Times New Roman" w:hAnsi="Times New Roman"/>
+          <w:sz w:val="24"/>
+        </w:rPr>
+        <w:t xml:space="preserve"> </w:t>
+      </w:r>
+      <w:r>
+        <w:rPr>
+          <w:rFonts w:ascii="Times New Roman" w:hAnsi="Times New Roman"/>
+          <w:sz w:val="24"/>
+        </w:rPr>
+        <w:t>коли́</w:t>
+      </w:r>
+      <w:r>
+        <w:rPr>
+          <w:rFonts w:ascii="Times New Roman" w:hAnsi="Times New Roman"/>
+          <w:sz w:val="24"/>
+        </w:rPr>
+        <w:t xml:space="preserve"> </w:t>
+      </w:r>
+      <w:r>
+        <w:rPr>
+          <w:rFonts w:ascii="Times New Roman" w:hAnsi="Times New Roman"/>
+          <w:sz w:val="24"/>
+        </w:rPr>
+        <w:t>при́йдеш</w:t>
+      </w:r>
+      <w:r>
+        <w:rPr>
+          <w:rFonts w:ascii="Times New Roman" w:hAnsi="Times New Roman"/>
+          <w:sz w:val="24"/>
+        </w:rPr>
+        <w:t xml:space="preserve"> </w:t>
+      </w:r>
+      <w:r>
+        <w:rPr>
+          <w:rFonts w:ascii="Times New Roman" w:hAnsi="Times New Roman"/>
+          <w:sz w:val="24"/>
+        </w:rPr>
+        <w:t>—</w:t>
+      </w:r>
+      <w:r>
+        <w:rPr>
+          <w:rFonts w:ascii="Times New Roman" w:hAnsi="Times New Roman"/>
+          <w:sz w:val="24"/>
+        </w:rPr>
+        <w:t xml:space="preserve"> </w:t>
+      </w:r>
+      <w:r>
+        <w:rPr>
+          <w:rFonts w:ascii="Times New Roman" w:hAnsi="Times New Roman"/>
+          <w:sz w:val="24"/>
+        </w:rPr>
+        <w:t>у</w:t>
+      </w:r>
+      <w:r>
+        <w:rPr>
+          <w:rFonts w:ascii="Times New Roman" w:hAnsi="Times New Roman"/>
+          <w:sz w:val="24"/>
+        </w:rPr>
+        <w:t xml:space="preserve"> </w:t>
+      </w:r>
+      <w:r>
+        <w:rPr>
+          <w:rFonts w:ascii="Times New Roman" w:hAnsi="Times New Roman"/>
+          <w:sz w:val="24"/>
+        </w:rPr>
+        <w:t>ца́рстві</w:t>
+      </w:r>
+      <w:r>
+        <w:rPr>
+          <w:rFonts w:ascii="Times New Roman" w:hAnsi="Times New Roman"/>
+          <w:sz w:val="24"/>
+        </w:rPr>
+        <w:t xml:space="preserve"> </w:t>
+      </w:r>
+      <w:r>
+        <w:rPr>
+          <w:rFonts w:ascii="Times New Roman" w:hAnsi="Times New Roman"/>
+          <w:sz w:val="24"/>
+        </w:rPr>
+        <w:t>Твої́м.</w:t>
+      </w:r>
+    </w:p>
+    <w:p>
+      <w:pPr>
+        <w:spacing w:after="120"/>
+      </w:pPr>
+      <w:r>
+        <w:rPr>
+          <w:rFonts w:ascii="Times New Roman" w:hAnsi="Times New Roman"/>
+          <w:sz w:val="24"/>
+        </w:rPr>
+        <w:t>Пом’яни́</w:t>
+      </w:r>
+      <w:r>
+        <w:rPr>
+          <w:rFonts w:ascii="Times New Roman" w:hAnsi="Times New Roman"/>
+          <w:sz w:val="24"/>
+        </w:rPr>
+        <w:t xml:space="preserve"> </w:t>
+      </w:r>
+      <w:r>
+        <w:rPr>
+          <w:rFonts w:ascii="Times New Roman" w:hAnsi="Times New Roman"/>
+          <w:sz w:val="24"/>
+        </w:rPr>
+        <w:t>мене́,</w:t>
+      </w:r>
+      <w:r>
+        <w:rPr>
+          <w:rFonts w:ascii="Times New Roman" w:hAnsi="Times New Roman"/>
+          <w:sz w:val="24"/>
+        </w:rPr>
+        <w:t xml:space="preserve"> </w:t>
+      </w:r>
+      <w:r>
+        <w:rPr>
+          <w:rFonts w:ascii="Times New Roman" w:hAnsi="Times New Roman"/>
+          <w:sz w:val="24"/>
+        </w:rPr>
+        <w:t>Влади́ко,</w:t>
+      </w:r>
+      <w:r>
+        <w:rPr>
+          <w:rFonts w:ascii="Times New Roman" w:hAnsi="Times New Roman"/>
+          <w:sz w:val="24"/>
+        </w:rPr>
+        <w:t xml:space="preserve"> </w:t>
+      </w:r>
+      <w:r>
+        <w:rPr>
+          <w:rFonts w:ascii="Times New Roman" w:hAnsi="Times New Roman"/>
+          <w:sz w:val="24"/>
+        </w:rPr>
+        <w:t>коли́</w:t>
+      </w:r>
+      <w:r>
+        <w:rPr>
+          <w:rFonts w:ascii="Times New Roman" w:hAnsi="Times New Roman"/>
+          <w:sz w:val="24"/>
+        </w:rPr>
+        <w:t xml:space="preserve"> </w:t>
+      </w:r>
+      <w:r>
+        <w:rPr>
+          <w:rFonts w:ascii="Times New Roman" w:hAnsi="Times New Roman"/>
+          <w:sz w:val="24"/>
+        </w:rPr>
+        <w:t>при́йдеш</w:t>
+      </w:r>
+      <w:r>
+        <w:rPr>
+          <w:rFonts w:ascii="Times New Roman" w:hAnsi="Times New Roman"/>
+          <w:sz w:val="24"/>
+        </w:rPr>
+        <w:t xml:space="preserve"> </w:t>
+      </w:r>
+      <w:r>
+        <w:rPr>
+          <w:rFonts w:ascii="Times New Roman" w:hAnsi="Times New Roman"/>
+          <w:sz w:val="24"/>
+        </w:rPr>
+        <w:t>—</w:t>
+      </w:r>
+      <w:r>
+        <w:rPr>
+          <w:rFonts w:ascii="Times New Roman" w:hAnsi="Times New Roman"/>
+          <w:sz w:val="24"/>
+        </w:rPr>
+        <w:t xml:space="preserve"> </w:t>
+      </w:r>
+      <w:r>
+        <w:rPr>
+          <w:rFonts w:ascii="Times New Roman" w:hAnsi="Times New Roman"/>
+          <w:sz w:val="24"/>
+        </w:rPr>
+        <w:t>у</w:t>
+      </w:r>
+      <w:r>
+        <w:rPr>
+          <w:rFonts w:ascii="Times New Roman" w:hAnsi="Times New Roman"/>
+          <w:sz w:val="24"/>
+        </w:rPr>
+        <w:t xml:space="preserve"> </w:t>
+      </w:r>
+      <w:r>
+        <w:rPr>
+          <w:rFonts w:ascii="Times New Roman" w:hAnsi="Times New Roman"/>
+          <w:sz w:val="24"/>
+        </w:rPr>
+        <w:t>ца́рстві</w:t>
+      </w:r>
+      <w:r>
+        <w:rPr>
+          <w:rFonts w:ascii="Times New Roman" w:hAnsi="Times New Roman"/>
+          <w:sz w:val="24"/>
+        </w:rPr>
+        <w:t xml:space="preserve"> </w:t>
+      </w:r>
+      <w:r>
+        <w:rPr>
+          <w:rFonts w:ascii="Times New Roman" w:hAnsi="Times New Roman"/>
+          <w:sz w:val="24"/>
+        </w:rPr>
+        <w:t>Твої́м.</w:t>
+      </w:r>
+    </w:p>
+    <w:p>
+      <w:pPr>
+        <w:spacing w:after="120"/>
+      </w:pPr>
+      <w:r>
+        <w:rPr>
+          <w:rFonts w:ascii="Times New Roman" w:hAnsi="Times New Roman"/>
+          <w:sz w:val="24"/>
+        </w:rPr>
+        <w:t>Пом’яни́</w:t>
+      </w:r>
+      <w:r>
+        <w:rPr>
+          <w:rFonts w:ascii="Times New Roman" w:hAnsi="Times New Roman"/>
+          <w:sz w:val="24"/>
+        </w:rPr>
+        <w:t xml:space="preserve"> </w:t>
+      </w:r>
+      <w:r>
+        <w:rPr>
+          <w:rFonts w:ascii="Times New Roman" w:hAnsi="Times New Roman"/>
+          <w:sz w:val="24"/>
+        </w:rPr>
+        <w:t>мене́,</w:t>
+      </w:r>
+      <w:r>
+        <w:rPr>
+          <w:rFonts w:ascii="Times New Roman" w:hAnsi="Times New Roman"/>
+          <w:sz w:val="24"/>
+        </w:rPr>
+        <w:t xml:space="preserve"> </w:t>
+      </w:r>
+      <w:r>
+        <w:rPr>
+          <w:rFonts w:ascii="Times New Roman" w:hAnsi="Times New Roman"/>
+          <w:sz w:val="24"/>
+        </w:rPr>
+        <w:t>Святи́й,</w:t>
+      </w:r>
+      <w:r>
+        <w:rPr>
+          <w:rFonts w:ascii="Times New Roman" w:hAnsi="Times New Roman"/>
+          <w:sz w:val="24"/>
+        </w:rPr>
+        <w:t xml:space="preserve"> </w:t>
+      </w:r>
+      <w:r>
+        <w:rPr>
+          <w:rFonts w:ascii="Times New Roman" w:hAnsi="Times New Roman"/>
+          <w:sz w:val="24"/>
+        </w:rPr>
+        <w:t>коли́</w:t>
+      </w:r>
+      <w:r>
+        <w:rPr>
+          <w:rFonts w:ascii="Times New Roman" w:hAnsi="Times New Roman"/>
+          <w:sz w:val="24"/>
+        </w:rPr>
+        <w:t xml:space="preserve"> </w:t>
+      </w:r>
+      <w:r>
+        <w:rPr>
+          <w:rFonts w:ascii="Times New Roman" w:hAnsi="Times New Roman"/>
+          <w:sz w:val="24"/>
+        </w:rPr>
+        <w:t>при́йдеш</w:t>
+      </w:r>
+      <w:r>
+        <w:rPr>
+          <w:rFonts w:ascii="Times New Roman" w:hAnsi="Times New Roman"/>
+          <w:sz w:val="24"/>
+        </w:rPr>
+        <w:t xml:space="preserve"> </w:t>
+      </w:r>
+      <w:r>
+        <w:rPr>
+          <w:rFonts w:ascii="Times New Roman" w:hAnsi="Times New Roman"/>
+          <w:sz w:val="24"/>
+        </w:rPr>
+        <w:t>—</w:t>
+      </w:r>
+      <w:r>
+        <w:rPr>
+          <w:rFonts w:ascii="Times New Roman" w:hAnsi="Times New Roman"/>
+          <w:sz w:val="24"/>
+        </w:rPr>
+        <w:t xml:space="preserve"> </w:t>
+      </w:r>
+      <w:r>
+        <w:rPr>
+          <w:rFonts w:ascii="Times New Roman" w:hAnsi="Times New Roman"/>
+          <w:sz w:val="24"/>
+        </w:rPr>
+        <w:t>у</w:t>
+      </w:r>
+      <w:r>
+        <w:rPr>
+          <w:rFonts w:ascii="Times New Roman" w:hAnsi="Times New Roman"/>
+          <w:sz w:val="24"/>
+        </w:rPr>
+        <w:t xml:space="preserve"> </w:t>
+      </w:r>
+      <w:r>
+        <w:rPr>
+          <w:rFonts w:ascii="Times New Roman" w:hAnsi="Times New Roman"/>
+          <w:sz w:val="24"/>
+        </w:rPr>
+        <w:t>ца́рстві</w:t>
+      </w:r>
+      <w:r>
+        <w:rPr>
+          <w:rFonts w:ascii="Times New Roman" w:hAnsi="Times New Roman"/>
+          <w:sz w:val="24"/>
+        </w:rPr>
+        <w:t xml:space="preserve"> </w:t>
+      </w:r>
+      <w:r>
+        <w:rPr>
+          <w:rFonts w:ascii="Times New Roman" w:hAnsi="Times New Roman"/>
+          <w:sz w:val="24"/>
+        </w:rPr>
+        <w:t>Твої́м.</w:t>
+      </w:r>
+    </w:p>
+    <w:p>
+      <w:pPr>
+        <w:spacing w:after="120"/>
+      </w:pPr>
+      <w:r>
+        <w:rPr>
+          <w:rFonts w:ascii="Times New Roman" w:hAnsi="Times New Roman"/>
+          <w:sz w:val="24"/>
+        </w:rPr>
+        <w:t>Неха́й</w:t>
+      </w:r>
+      <w:r>
+        <w:rPr>
+          <w:rFonts w:ascii="Times New Roman" w:hAnsi="Times New Roman"/>
+          <w:sz w:val="24"/>
+        </w:rPr>
+        <w:t xml:space="preserve"> </w:t>
+      </w:r>
+      <w:r>
+        <w:rPr>
+          <w:rFonts w:ascii="Times New Roman" w:hAnsi="Times New Roman"/>
+          <w:sz w:val="24"/>
+        </w:rPr>
+        <w:t>не</w:t>
+      </w:r>
+      <w:r>
+        <w:rPr>
+          <w:rFonts w:ascii="Times New Roman" w:hAnsi="Times New Roman"/>
+          <w:sz w:val="24"/>
+        </w:rPr>
+        <w:t xml:space="preserve"> </w:t>
+      </w:r>
+      <w:r>
+        <w:rPr>
+          <w:rFonts w:ascii="Times New Roman" w:hAnsi="Times New Roman"/>
+          <w:sz w:val="24"/>
+        </w:rPr>
+        <w:t>на</w:t>
+      </w:r>
+      <w:r>
+        <w:rPr>
+          <w:rFonts w:ascii="Times New Roman" w:hAnsi="Times New Roman"/>
+          <w:sz w:val="24"/>
+        </w:rPr>
+        <w:t xml:space="preserve"> </w:t>
+      </w:r>
+      <w:r>
+        <w:rPr>
+          <w:rFonts w:ascii="Times New Roman" w:hAnsi="Times New Roman"/>
+          <w:sz w:val="24"/>
+        </w:rPr>
+        <w:t>суд</w:t>
+      </w:r>
+      <w:r>
+        <w:rPr>
+          <w:rFonts w:ascii="Times New Roman" w:hAnsi="Times New Roman"/>
+          <w:sz w:val="24"/>
+        </w:rPr>
+        <w:t xml:space="preserve"> </w:t>
+      </w:r>
+      <w:r>
+        <w:rPr>
+          <w:rFonts w:ascii="Times New Roman" w:hAnsi="Times New Roman"/>
+          <w:sz w:val="24"/>
+        </w:rPr>
+        <w:t>і</w:t>
+      </w:r>
+      <w:r>
+        <w:rPr>
+          <w:rFonts w:ascii="Times New Roman" w:hAnsi="Times New Roman"/>
+          <w:sz w:val="24"/>
+        </w:rPr>
+        <w:t xml:space="preserve"> </w:t>
+      </w:r>
+      <w:r>
+        <w:rPr>
+          <w:rFonts w:ascii="Times New Roman" w:hAnsi="Times New Roman"/>
+          <w:sz w:val="24"/>
+        </w:rPr>
+        <w:t>не</w:t>
+      </w:r>
+      <w:r>
+        <w:rPr>
+          <w:rFonts w:ascii="Times New Roman" w:hAnsi="Times New Roman"/>
+          <w:sz w:val="24"/>
+        </w:rPr>
+        <w:t xml:space="preserve"> </w:t>
+      </w:r>
+      <w:r>
+        <w:rPr>
+          <w:rFonts w:ascii="Times New Roman" w:hAnsi="Times New Roman"/>
+          <w:sz w:val="24"/>
+        </w:rPr>
+        <w:t>на</w:t>
+      </w:r>
+      <w:r>
+        <w:rPr>
+          <w:rFonts w:ascii="Times New Roman" w:hAnsi="Times New Roman"/>
+          <w:sz w:val="24"/>
+        </w:rPr>
+        <w:t xml:space="preserve"> </w:t>
+      </w:r>
+      <w:r>
+        <w:rPr>
+          <w:rFonts w:ascii="Times New Roman" w:hAnsi="Times New Roman"/>
+          <w:sz w:val="24"/>
+        </w:rPr>
+        <w:t>осу́дження</w:t>
+      </w:r>
+      <w:r>
+        <w:rPr>
+          <w:rFonts w:ascii="Times New Roman" w:hAnsi="Times New Roman"/>
+          <w:sz w:val="24"/>
+        </w:rPr>
+        <w:t xml:space="preserve"> </w:t>
+      </w:r>
+      <w:r>
+        <w:rPr>
+          <w:rFonts w:ascii="Times New Roman" w:hAnsi="Times New Roman"/>
+          <w:sz w:val="24"/>
+        </w:rPr>
+        <w:t>бу́де</w:t>
+      </w:r>
+      <w:r>
+        <w:rPr>
+          <w:rFonts w:ascii="Times New Roman" w:hAnsi="Times New Roman"/>
+          <w:sz w:val="24"/>
+        </w:rPr>
+        <w:t xml:space="preserve"> </w:t>
+      </w:r>
+      <w:r>
+        <w:rPr>
+          <w:rFonts w:ascii="Times New Roman" w:hAnsi="Times New Roman"/>
+          <w:sz w:val="24"/>
+        </w:rPr>
+        <w:t>менí</w:t>
+      </w:r>
+      <w:r>
+        <w:rPr>
+          <w:rFonts w:ascii="Times New Roman" w:hAnsi="Times New Roman"/>
+          <w:sz w:val="24"/>
+        </w:rPr>
+        <w:t xml:space="preserve"> </w:t>
+      </w:r>
+      <w:r>
+        <w:rPr>
+          <w:rFonts w:ascii="Times New Roman" w:hAnsi="Times New Roman"/>
+          <w:sz w:val="24"/>
+        </w:rPr>
+        <w:t>прича́стя</w:t>
+      </w:r>
+      <w:r>
+        <w:rPr>
+          <w:rFonts w:ascii="Times New Roman" w:hAnsi="Times New Roman"/>
+          <w:sz w:val="24"/>
+        </w:rPr>
+        <w:t xml:space="preserve"> </w:t>
+      </w:r>
+      <w:r>
+        <w:rPr>
+          <w:rFonts w:ascii="Times New Roman" w:hAnsi="Times New Roman"/>
+          <w:sz w:val="24"/>
+        </w:rPr>
+        <w:t>святи́х</w:t>
+      </w:r>
+      <w:r>
+        <w:rPr>
+          <w:rFonts w:ascii="Times New Roman" w:hAnsi="Times New Roman"/>
+          <w:sz w:val="24"/>
+        </w:rPr>
+        <w:t xml:space="preserve"> </w:t>
+      </w:r>
+      <w:r>
+        <w:rPr>
+          <w:rFonts w:ascii="Times New Roman" w:hAnsi="Times New Roman"/>
+          <w:sz w:val="24"/>
+        </w:rPr>
+        <w:t>Твої́х</w:t>
+      </w:r>
+      <w:r>
+        <w:rPr>
+          <w:rFonts w:ascii="Times New Roman" w:hAnsi="Times New Roman"/>
+          <w:sz w:val="24"/>
+        </w:rPr>
+        <w:t xml:space="preserve"> </w:t>
+      </w:r>
+      <w:r>
+        <w:rPr>
+          <w:rFonts w:ascii="Times New Roman" w:hAnsi="Times New Roman"/>
+          <w:sz w:val="24"/>
+        </w:rPr>
+        <w:t>Та́їн,</w:t>
+      </w:r>
+      <w:r>
+        <w:rPr>
+          <w:rFonts w:ascii="Times New Roman" w:hAnsi="Times New Roman"/>
+          <w:sz w:val="24"/>
+        </w:rPr>
+        <w:t xml:space="preserve"> </w:t>
+      </w:r>
+      <w:r>
+        <w:rPr>
+          <w:rFonts w:ascii="Times New Roman" w:hAnsi="Times New Roman"/>
+          <w:sz w:val="24"/>
+        </w:rPr>
+        <w:t>Го́споди,</w:t>
+      </w:r>
+      <w:r>
+        <w:rPr>
+          <w:rFonts w:ascii="Times New Roman" w:hAnsi="Times New Roman"/>
+          <w:sz w:val="24"/>
+        </w:rPr>
+        <w:t xml:space="preserve"> </w:t>
+      </w:r>
+      <w:r>
+        <w:rPr>
+          <w:rFonts w:ascii="Times New Roman" w:hAnsi="Times New Roman"/>
+          <w:sz w:val="24"/>
+        </w:rPr>
+        <w:t>а</w:t>
+      </w:r>
+      <w:r>
+        <w:rPr>
+          <w:rFonts w:ascii="Times New Roman" w:hAnsi="Times New Roman"/>
+          <w:sz w:val="24"/>
+        </w:rPr>
+        <w:t xml:space="preserve"> </w:t>
+      </w:r>
+      <w:r>
+        <w:rPr>
+          <w:rFonts w:ascii="Times New Roman" w:hAnsi="Times New Roman"/>
+          <w:sz w:val="24"/>
+        </w:rPr>
+        <w:t>на</w:t>
+      </w:r>
+      <w:r>
+        <w:rPr>
+          <w:rFonts w:ascii="Times New Roman" w:hAnsi="Times New Roman"/>
+          <w:sz w:val="24"/>
+        </w:rPr>
+        <w:t xml:space="preserve"> </w:t>
+      </w:r>
+      <w:r>
+        <w:rPr>
+          <w:rFonts w:ascii="Times New Roman" w:hAnsi="Times New Roman"/>
+          <w:sz w:val="24"/>
+        </w:rPr>
+        <w:t>зцíлення</w:t>
+      </w:r>
+      <w:r>
+        <w:rPr>
+          <w:rFonts w:ascii="Times New Roman" w:hAnsi="Times New Roman"/>
+          <w:sz w:val="24"/>
+        </w:rPr>
+        <w:t xml:space="preserve"> </w:t>
+      </w:r>
+      <w:r>
+        <w:rPr>
+          <w:rFonts w:ascii="Times New Roman" w:hAnsi="Times New Roman"/>
+          <w:sz w:val="24"/>
+        </w:rPr>
+        <w:t>душí</w:t>
+      </w:r>
+      <w:r>
+        <w:rPr>
+          <w:rFonts w:ascii="Times New Roman" w:hAnsi="Times New Roman"/>
+          <w:sz w:val="24"/>
+        </w:rPr>
+        <w:t xml:space="preserve"> </w:t>
+      </w:r>
+      <w:r>
+        <w:rPr>
+          <w:rFonts w:ascii="Times New Roman" w:hAnsi="Times New Roman"/>
+          <w:sz w:val="24"/>
+        </w:rPr>
+        <w:t>і</w:t>
+      </w:r>
+      <w:r>
+        <w:rPr>
+          <w:rFonts w:ascii="Times New Roman" w:hAnsi="Times New Roman"/>
+          <w:sz w:val="24"/>
+        </w:rPr>
+        <w:t xml:space="preserve"> </w:t>
+      </w:r>
+      <w:r>
+        <w:rPr>
+          <w:rFonts w:ascii="Times New Roman" w:hAnsi="Times New Roman"/>
+          <w:sz w:val="24"/>
+        </w:rPr>
+        <w:t>тíла.</w:t>
+      </w:r>
+    </w:p>
+    <w:p>
+      <w:pPr>
+        <w:spacing w:after="120"/>
+      </w:pPr>
+      <w:r>
+        <w:rPr>
+          <w:rFonts w:ascii="Times New Roman" w:hAnsi="Times New Roman"/>
+          <w:sz w:val="24"/>
+        </w:rPr>
+        <w:t>Бо́же,</w:t>
+      </w:r>
+      <w:r>
+        <w:rPr>
+          <w:rFonts w:ascii="Times New Roman" w:hAnsi="Times New Roman"/>
+          <w:sz w:val="24"/>
+        </w:rPr>
+        <w:t xml:space="preserve"> </w:t>
+      </w:r>
+      <w:r>
+        <w:rPr>
+          <w:rFonts w:ascii="Times New Roman" w:hAnsi="Times New Roman"/>
+          <w:sz w:val="24"/>
+        </w:rPr>
+        <w:t>будь</w:t>
+      </w:r>
+      <w:r>
+        <w:rPr>
+          <w:rFonts w:ascii="Times New Roman" w:hAnsi="Times New Roman"/>
+          <w:sz w:val="24"/>
+        </w:rPr>
+        <w:t xml:space="preserve"> </w:t>
+      </w:r>
+      <w:r>
+        <w:rPr>
+          <w:rFonts w:ascii="Times New Roman" w:hAnsi="Times New Roman"/>
+          <w:sz w:val="24"/>
+        </w:rPr>
+        <w:t>милости́вим</w:t>
+      </w:r>
+      <w:r>
+        <w:rPr>
+          <w:rFonts w:ascii="Times New Roman" w:hAnsi="Times New Roman"/>
+          <w:sz w:val="24"/>
+        </w:rPr>
+        <w:t xml:space="preserve"> </w:t>
+      </w:r>
+      <w:r>
+        <w:rPr>
+          <w:rFonts w:ascii="Times New Roman" w:hAnsi="Times New Roman"/>
+          <w:sz w:val="24"/>
+        </w:rPr>
+        <w:t>до</w:t>
+      </w:r>
+      <w:r>
+        <w:rPr>
+          <w:rFonts w:ascii="Times New Roman" w:hAnsi="Times New Roman"/>
+          <w:sz w:val="24"/>
+        </w:rPr>
+        <w:t xml:space="preserve"> </w:t>
+      </w:r>
+      <w:r>
+        <w:rPr>
+          <w:rFonts w:ascii="Times New Roman" w:hAnsi="Times New Roman"/>
+          <w:sz w:val="24"/>
+        </w:rPr>
+        <w:t>ме́не,</w:t>
+      </w:r>
+      <w:r>
+        <w:rPr>
+          <w:rFonts w:ascii="Times New Roman" w:hAnsi="Times New Roman"/>
+          <w:sz w:val="24"/>
+        </w:rPr>
+        <w:t xml:space="preserve"> </w:t>
+      </w:r>
+      <w:r>
+        <w:rPr>
+          <w:rFonts w:ascii="Times New Roman" w:hAnsi="Times New Roman"/>
+          <w:sz w:val="24"/>
+        </w:rPr>
+        <w:t>грíшного</w:t>
+      </w:r>
+      <w:r>
+        <w:rPr>
+          <w:rFonts w:ascii="Times New Roman" w:hAnsi="Times New Roman"/>
+          <w:sz w:val="24"/>
+        </w:rPr>
+        <w:t xml:space="preserve"> </w:t>
+      </w:r>
+      <w:r>
+        <w:rPr>
+          <w:rFonts w:ascii="Times New Roman" w:hAnsi="Times New Roman"/>
+          <w:sz w:val="24"/>
+        </w:rPr>
+        <w:t>(грíшної).</w:t>
+      </w:r>
+    </w:p>
+    <w:p>
+      <w:pPr>
+        <w:spacing w:after="120"/>
+      </w:pPr>
+      <w:r>
+        <w:rPr>
+          <w:rFonts w:ascii="Times New Roman" w:hAnsi="Times New Roman"/>
+          <w:sz w:val="24"/>
+        </w:rPr>
+        <w:t>Бо́же,</w:t>
+      </w:r>
+      <w:r>
+        <w:rPr>
+          <w:rFonts w:ascii="Times New Roman" w:hAnsi="Times New Roman"/>
+          <w:sz w:val="24"/>
+        </w:rPr>
+        <w:t xml:space="preserve"> </w:t>
+      </w:r>
+      <w:r>
+        <w:rPr>
+          <w:rFonts w:ascii="Times New Roman" w:hAnsi="Times New Roman"/>
+          <w:sz w:val="24"/>
+        </w:rPr>
+        <w:t>очи́сти</w:t>
+      </w:r>
+      <w:r>
+        <w:rPr>
+          <w:rFonts w:ascii="Times New Roman" w:hAnsi="Times New Roman"/>
+          <w:sz w:val="24"/>
+        </w:rPr>
+        <w:t xml:space="preserve"> </w:t>
+      </w:r>
+      <w:r>
+        <w:rPr>
+          <w:rFonts w:ascii="Times New Roman" w:hAnsi="Times New Roman"/>
+          <w:sz w:val="24"/>
+        </w:rPr>
+        <w:t>мої́</w:t>
+      </w:r>
+      <w:r>
+        <w:rPr>
+          <w:rFonts w:ascii="Times New Roman" w:hAnsi="Times New Roman"/>
+          <w:sz w:val="24"/>
+        </w:rPr>
+        <w:t xml:space="preserve"> </w:t>
+      </w:r>
+      <w:r>
+        <w:rPr>
+          <w:rFonts w:ascii="Times New Roman" w:hAnsi="Times New Roman"/>
+          <w:sz w:val="24"/>
+        </w:rPr>
+        <w:t>гріхи́</w:t>
+      </w:r>
+      <w:r>
+        <w:rPr>
+          <w:rFonts w:ascii="Times New Roman" w:hAnsi="Times New Roman"/>
+          <w:sz w:val="24"/>
+        </w:rPr>
+        <w:t xml:space="preserve"> </w:t>
+      </w:r>
+      <w:r>
+        <w:rPr>
+          <w:rFonts w:ascii="Times New Roman" w:hAnsi="Times New Roman"/>
+          <w:sz w:val="24"/>
+        </w:rPr>
+        <w:t>і</w:t>
+      </w:r>
+      <w:r>
+        <w:rPr>
+          <w:rFonts w:ascii="Times New Roman" w:hAnsi="Times New Roman"/>
+          <w:sz w:val="24"/>
+        </w:rPr>
+        <w:t xml:space="preserve"> </w:t>
+      </w:r>
+      <w:r>
+        <w:rPr>
+          <w:rFonts w:ascii="Times New Roman" w:hAnsi="Times New Roman"/>
+          <w:sz w:val="24"/>
+        </w:rPr>
+        <w:t>поми́луй</w:t>
+      </w:r>
+      <w:r>
+        <w:rPr>
+          <w:rFonts w:ascii="Times New Roman" w:hAnsi="Times New Roman"/>
+          <w:sz w:val="24"/>
+        </w:rPr>
+        <w:t xml:space="preserve"> </w:t>
+      </w:r>
+      <w:r>
+        <w:rPr>
+          <w:rFonts w:ascii="Times New Roman" w:hAnsi="Times New Roman"/>
+          <w:sz w:val="24"/>
+        </w:rPr>
+        <w:t>мене́.</w:t>
+      </w:r>
+    </w:p>
+    <w:p>
+      <w:pPr>
+        <w:spacing w:after="120"/>
+      </w:pPr>
+      <w:r>
+        <w:rPr>
+          <w:rFonts w:ascii="Times New Roman" w:hAnsi="Times New Roman"/>
+          <w:sz w:val="24"/>
+        </w:rPr>
+        <w:t>Без</w:t>
+      </w:r>
+      <w:r>
+        <w:rPr>
+          <w:rFonts w:ascii="Times New Roman" w:hAnsi="Times New Roman"/>
+          <w:sz w:val="24"/>
+        </w:rPr>
+        <w:t xml:space="preserve"> </w:t>
+      </w:r>
+      <w:r>
+        <w:rPr>
+          <w:rFonts w:ascii="Times New Roman" w:hAnsi="Times New Roman"/>
+          <w:sz w:val="24"/>
+        </w:rPr>
+        <w:t>числа́</w:t>
+      </w:r>
+      <w:r>
+        <w:rPr>
+          <w:rFonts w:ascii="Times New Roman" w:hAnsi="Times New Roman"/>
+          <w:sz w:val="24"/>
+        </w:rPr>
+        <w:t xml:space="preserve"> </w:t>
+      </w:r>
+      <w:r>
+        <w:rPr>
+          <w:rFonts w:ascii="Times New Roman" w:hAnsi="Times New Roman"/>
+          <w:sz w:val="24"/>
+        </w:rPr>
+        <w:t>нагріши́в</w:t>
+      </w:r>
+      <w:r>
+        <w:rPr>
+          <w:rFonts w:ascii="Times New Roman" w:hAnsi="Times New Roman"/>
+          <w:sz w:val="24"/>
+        </w:rPr>
+        <w:t xml:space="preserve"> </w:t>
+      </w:r>
+      <w:r>
+        <w:rPr>
+          <w:rFonts w:ascii="Times New Roman" w:hAnsi="Times New Roman"/>
+          <w:sz w:val="24"/>
+        </w:rPr>
+        <w:t>(нагріши́ла)</w:t>
+      </w:r>
+      <w:r>
+        <w:rPr>
+          <w:rFonts w:ascii="Times New Roman" w:hAnsi="Times New Roman"/>
+          <w:sz w:val="24"/>
+        </w:rPr>
+        <w:t xml:space="preserve"> </w:t>
+      </w:r>
+      <w:r>
+        <w:rPr>
+          <w:rFonts w:ascii="Times New Roman" w:hAnsi="Times New Roman"/>
+          <w:sz w:val="24"/>
+        </w:rPr>
+        <w:t>я,</w:t>
+      </w:r>
+      <w:r>
+        <w:rPr>
+          <w:rFonts w:ascii="Times New Roman" w:hAnsi="Times New Roman"/>
+          <w:sz w:val="24"/>
+        </w:rPr>
+        <w:t xml:space="preserve"> </w:t>
+      </w:r>
+      <w:r>
+        <w:rPr>
+          <w:rFonts w:ascii="Times New Roman" w:hAnsi="Times New Roman"/>
+          <w:sz w:val="24"/>
+        </w:rPr>
+        <w:t>Го́споди,</w:t>
+      </w:r>
+      <w:r>
+        <w:rPr>
+          <w:rFonts w:ascii="Times New Roman" w:hAnsi="Times New Roman"/>
+          <w:sz w:val="24"/>
+        </w:rPr>
+        <w:t xml:space="preserve"> </w:t>
+      </w:r>
+      <w:r>
+        <w:rPr>
+          <w:rFonts w:ascii="Times New Roman" w:hAnsi="Times New Roman"/>
+          <w:sz w:val="24"/>
+        </w:rPr>
+        <w:t>прости́</w:t>
+      </w:r>
+      <w:r>
+        <w:rPr>
+          <w:rFonts w:ascii="Times New Roman" w:hAnsi="Times New Roman"/>
+          <w:sz w:val="24"/>
+        </w:rPr>
+        <w:t xml:space="preserve"> </w:t>
+      </w:r>
+      <w:r>
+        <w:rPr>
+          <w:rFonts w:ascii="Times New Roman" w:hAnsi="Times New Roman"/>
+          <w:sz w:val="24"/>
+        </w:rPr>
+        <w:t>менí.</w:t>
       </w:r>
     </w:p>
     <w:p>
@@ -8288,11 +11297,126 @@
     </w:p>
     <w:p>
       <w:pPr>
-        <w:widowControl w:val="0"/>
-        <w:spacing w:after="120"/>
-      </w:pPr>
-      <w:r>
-        <w:t>Заступи, спаси, помилуй і охорони нас, Боже, Твоєю благодаттю.</w:t>
+        <w:spacing w:after="120"/>
+      </w:pPr>
+      <w:r>
+        <w:rPr>
+          <w:rFonts w:ascii="Times New Roman" w:hAnsi="Times New Roman"/>
+          <w:sz w:val="24"/>
+        </w:rPr>
+        <w:t>Заступи,</w:t>
+      </w:r>
+      <w:r>
+        <w:rPr>
+          <w:rFonts w:ascii="Times New Roman" w:hAnsi="Times New Roman"/>
+          <w:sz w:val="24"/>
+        </w:rPr>
+        <w:t xml:space="preserve"> </w:t>
+      </w:r>
+      <w:r>
+        <w:rPr>
+          <w:rFonts w:ascii="Times New Roman" w:hAnsi="Times New Roman"/>
+          <w:sz w:val="24"/>
+        </w:rPr>
+        <w:t>спаси,</w:t>
+      </w:r>
+      <w:r>
+        <w:rPr>
+          <w:rFonts w:ascii="Times New Roman" w:hAnsi="Times New Roman"/>
+          <w:sz w:val="24"/>
+        </w:rPr>
+        <w:t xml:space="preserve"> </w:t>
+      </w:r>
+      <w:r>
+        <w:rPr>
+          <w:rFonts w:ascii="Times New Roman" w:hAnsi="Times New Roman"/>
+          <w:sz w:val="24"/>
+        </w:rPr>
+        <w:t>помилуй</w:t>
+      </w:r>
+      <w:r>
+        <w:rPr>
+          <w:rFonts w:ascii="Times New Roman" w:hAnsi="Times New Roman"/>
+          <w:sz w:val="24"/>
+        </w:rPr>
+        <w:t xml:space="preserve"> </w:t>
+      </w:r>
+      <w:r>
+        <w:rPr>
+          <w:rFonts w:ascii="Times New Roman" w:hAnsi="Times New Roman"/>
+          <w:sz w:val="24"/>
+        </w:rPr>
+        <w:t>і</w:t>
+      </w:r>
+      <w:r>
+        <w:rPr>
+          <w:rFonts w:ascii="Times New Roman" w:hAnsi="Times New Roman"/>
+          <w:sz w:val="24"/>
+        </w:rPr>
+        <w:t xml:space="preserve"> </w:t>
+      </w:r>
+      <w:r>
+        <w:rPr>
+          <w:rFonts w:ascii="Times New Roman" w:hAnsi="Times New Roman"/>
+          <w:sz w:val="24"/>
+        </w:rPr>
+        <w:t>охорони</w:t>
+      </w:r>
+      <w:r>
+        <w:rPr>
+          <w:rFonts w:ascii="Times New Roman" w:hAnsi="Times New Roman"/>
+          <w:sz w:val="24"/>
+        </w:rPr>
+        <w:t xml:space="preserve"> </w:t>
+      </w:r>
+      <w:r>
+        <w:rPr>
+          <w:rFonts w:ascii="Times New Roman" w:hAnsi="Times New Roman"/>
+          <w:sz w:val="24"/>
+        </w:rPr>
+        <w:t>нас,</w:t>
+      </w:r>
+      <w:r>
+        <w:rPr>
+          <w:rFonts w:ascii="Times New Roman" w:hAnsi="Times New Roman"/>
+          <w:sz w:val="24"/>
+        </w:rPr>
+        <w:t xml:space="preserve"> </w:t>
+      </w:r>
+      <w:r>
+        <w:rPr>
+          <w:rFonts w:ascii="Times New Roman" w:hAnsi="Times New Roman"/>
+          <w:sz w:val="24"/>
+        </w:rPr>
+        <w:t>Боже,</w:t>
+      </w:r>
+      <w:r>
+        <w:rPr>
+          <w:rFonts w:ascii="Times New Roman" w:hAnsi="Times New Roman"/>
+          <w:sz w:val="24"/>
+        </w:rPr>
+        <w:t xml:space="preserve"> </w:t>
+      </w:r>
+      <w:r>
+        <w:rPr>
+          <w:rFonts w:ascii="Times New Roman" w:hAnsi="Times New Roman"/>
+          <w:sz w:val="24"/>
+        </w:rPr>
+        <w:t>Твоєю</w:t>
+      </w:r>
+      <w:r>
+        <w:rPr>
+          <w:rFonts w:ascii="Times New Roman" w:hAnsi="Times New Roman"/>
+          <w:sz w:val="24"/>
+        </w:rPr>
+        <w:t xml:space="preserve"> </w:t>
+      </w:r>
+      <w:r>
+        <w:rPr>
+          <w:rFonts w:ascii="Times New Roman" w:hAnsi="Times New Roman"/>
+          <w:sz w:val="24"/>
+        </w:rPr>
+        <w:t>благодаттю</w:t>
       </w:r>
     </w:p>
     <w:p>
@@ -8378,7 +11502,7 @@
         <w:t>Священик:</w:t>
       </w:r>
       <w:r>
-        <w:t xml:space="preserve"> Благодаримо Тебе, Спаса всіх Бога, за всі блага, які Ти подав нам, і за причастя святого тіла і крови Христа твого, і молимось до Тебе, Владико чоловіколюбче: Захорони нас під покровом крил твоїх, і дай нам аж до останнього нашого віддиху достойно причащатися твоїх святощів, на просвічення душі і тіла, у насліддя небесного царства.</w:t>
+        <w:t xml:space="preserve"> Благодаримо Тебе, Спаса всіх Бога, за всі блага, які Ти подав нам, і за причастя святого тіла і крови Христа твого, і молимось до Тебе, Владико Людинолюбче: Захорони нас під покровом крил твоїх, і дай нам аж до останнього нашого віддиху достойно причащатися твоїх святощів, на просвічення душі і тіла, у насліддя небесного царства.</w:t>
       </w:r>
     </w:p>
     <w:p>
@@ -9105,7 +12229,7 @@
         <w:rPr>
           <w:color w:val="000000"/>
         </w:rPr>
-        <w:t>, і всіх святих, помилує і спасе нас, як благий і чоловіколюбець.</w:t>
+        <w:t>, і всіх святих, помилує і спасе нас, як благий і людинолюбний.</w:t>
       </w:r>
     </w:p>
     <w:p>
